--- a/trading.docx
+++ b/trading.docx
@@ -1623,7 +1623,1508 @@
         <w:t>Here is a downloadable visual architecture diagram for the GenAI-Powered Algorithmic Trading Platform:</w:t>
       </w:r>
     </w:p>
-    <w:p/>
+    <w:p>
+      <w:pPr>
+        <w:numPr>
+          <w:ilvl w:val="0"/>
+          <w:numId w:val="8"/>
+        </w:numPr>
+      </w:pPr>
+      <w:r>
+        <w:rPr>
+          <w:b/>
+          <w:bCs/>
+        </w:rPr>
+        <w:t>Problem Statement:</w:t>
+      </w:r>
+      <w:r>
+        <w:t xml:space="preserve"> In the competitive world of trading, developing unique and profitable strategies is key to gaining an edge. More broadly, across various industries, </w:t>
+      </w:r>
+      <w:proofErr w:type="gramStart"/>
+      <w:r>
+        <w:t>there's</w:t>
+      </w:r>
+      <w:proofErr w:type="gramEnd"/>
+      <w:r>
+        <w:t xml:space="preserve"> a need to process and understand vast amounts of data, generate new content, and automate complex tasks. This requires sophisticated AI systems that can handle diverse data types and adapt to dynamic environments.</w:t>
+      </w:r>
+    </w:p>
+    <w:p>
+      <w:pPr>
+        <w:numPr>
+          <w:ilvl w:val="0"/>
+          <w:numId w:val="8"/>
+        </w:numPr>
+      </w:pPr>
+      <w:r>
+        <w:rPr>
+          <w:b/>
+          <w:bCs/>
+        </w:rPr>
+        <w:lastRenderedPageBreak/>
+        <w:t>Proposed Solution:</w:t>
+      </w:r>
+      <w:r>
+        <w:t xml:space="preserve"> Utilizing AI technologies like GenAI, AIML, LLMs, multi-modal AI, agentic AI, and RAG to address these challenges.</w:t>
+      </w:r>
+    </w:p>
+    <w:p>
+      <w:pPr>
+        <w:numPr>
+          <w:ilvl w:val="0"/>
+          <w:numId w:val="9"/>
+        </w:numPr>
+      </w:pPr>
+      <w:r>
+        <w:rPr>
+          <w:b/>
+          <w:bCs/>
+        </w:rPr>
+        <w:t>GenAI</w:t>
+      </w:r>
+      <w:r>
+        <w:t xml:space="preserve"> can generate novel trading strategies, create content, and innovate across various domains.</w:t>
+      </w:r>
+    </w:p>
+    <w:p>
+      <w:pPr>
+        <w:numPr>
+          <w:ilvl w:val="0"/>
+          <w:numId w:val="9"/>
+        </w:numPr>
+      </w:pPr>
+      <w:r>
+        <w:rPr>
+          <w:b/>
+          <w:bCs/>
+        </w:rPr>
+        <w:t>AIML</w:t>
+      </w:r>
+      <w:r>
+        <w:t xml:space="preserve"> provides the foundation for building intelligent systems that can learn from data and make predictions.</w:t>
+      </w:r>
+    </w:p>
+    <w:p>
+      <w:pPr>
+        <w:numPr>
+          <w:ilvl w:val="0"/>
+          <w:numId w:val="9"/>
+        </w:numPr>
+      </w:pPr>
+      <w:r>
+        <w:rPr>
+          <w:b/>
+          <w:bCs/>
+        </w:rPr>
+        <w:t>LLMs</w:t>
+      </w:r>
+      <w:r>
+        <w:t xml:space="preserve"> enable natural language processing, allowing AI to understand and generate human-like text.</w:t>
+      </w:r>
+    </w:p>
+    <w:p>
+      <w:pPr>
+        <w:numPr>
+          <w:ilvl w:val="0"/>
+          <w:numId w:val="9"/>
+        </w:numPr>
+      </w:pPr>
+      <w:r>
+        <w:rPr>
+          <w:b/>
+          <w:bCs/>
+        </w:rPr>
+        <w:t>Multi-modal AI</w:t>
+      </w:r>
+      <w:r>
+        <w:t xml:space="preserve"> processes information from different modalities like images, videos, and text, offering a comprehensive understanding of data.</w:t>
+      </w:r>
+    </w:p>
+    <w:p>
+      <w:pPr>
+        <w:numPr>
+          <w:ilvl w:val="0"/>
+          <w:numId w:val="9"/>
+        </w:numPr>
+      </w:pPr>
+      <w:r>
+        <w:rPr>
+          <w:b/>
+          <w:bCs/>
+        </w:rPr>
+        <w:t>Agentic AI</w:t>
+      </w:r>
+      <w:r>
+        <w:t xml:space="preserve"> empowers AI agents to autonomously perform tasks, make decisions, and interact with external environments.</w:t>
+      </w:r>
+    </w:p>
+    <w:p>
+      <w:pPr>
+        <w:numPr>
+          <w:ilvl w:val="0"/>
+          <w:numId w:val="9"/>
+        </w:numPr>
+      </w:pPr>
+      <w:r>
+        <w:rPr>
+          <w:b/>
+          <w:bCs/>
+        </w:rPr>
+        <w:t>RAG</w:t>
+      </w:r>
+      <w:r>
+        <w:t xml:space="preserve"> enhances the accuracy and relevance of AI-generated responses by integrating external knowledge sources.</w:t>
+      </w:r>
+    </w:p>
+    <w:p>
+      <w:pPr>
+        <w:numPr>
+          <w:ilvl w:val="0"/>
+          <w:numId w:val="10"/>
+        </w:numPr>
+      </w:pPr>
+      <w:r>
+        <w:rPr>
+          <w:b/>
+          <w:bCs/>
+        </w:rPr>
+        <w:t>Novelty:</w:t>
+      </w:r>
+      <w:r>
+        <w:t xml:space="preserve"> The combination of these technologies represents a significant advancement in AI capabilities. GenAI's ability to create new content, combined with the reasoning and decision-making capabilities of agentic AI, and the enhanced accuracy provided by RAG, leads to innovative solutions. Multi-modal AI further expands the scope of AI applications by enabling the processing of diverse data types.</w:t>
+      </w:r>
+    </w:p>
+    <w:p>
+      <w:pPr>
+        <w:numPr>
+          <w:ilvl w:val="0"/>
+          <w:numId w:val="10"/>
+        </w:numPr>
+      </w:pPr>
+      <w:r>
+        <w:rPr>
+          <w:b/>
+          <w:bCs/>
+        </w:rPr>
+        <w:t>Business Impact:</w:t>
+      </w:r>
+      <w:r>
+        <w:t xml:space="preserve"> These AI technologies offer numerous benefits across industries.</w:t>
+      </w:r>
+    </w:p>
+    <w:p>
+      <w:pPr>
+        <w:numPr>
+          <w:ilvl w:val="0"/>
+          <w:numId w:val="11"/>
+        </w:numPr>
+      </w:pPr>
+      <w:r>
+        <w:rPr>
+          <w:b/>
+          <w:bCs/>
+        </w:rPr>
+        <w:t>Improved efficiency:</w:t>
+      </w:r>
+      <w:r>
+        <w:t xml:space="preserve"> Automating tasks and optimizing processes.</w:t>
+      </w:r>
+    </w:p>
+    <w:p>
+      <w:pPr>
+        <w:numPr>
+          <w:ilvl w:val="0"/>
+          <w:numId w:val="11"/>
+        </w:numPr>
+      </w:pPr>
+      <w:r>
+        <w:rPr>
+          <w:b/>
+          <w:bCs/>
+        </w:rPr>
+        <w:t>Enhanced decision-making:</w:t>
+      </w:r>
+      <w:r>
+        <w:t xml:space="preserve"> </w:t>
+      </w:r>
+      <w:proofErr w:type="spellStart"/>
+      <w:r>
+        <w:t>Analyzing</w:t>
+      </w:r>
+      <w:proofErr w:type="spellEnd"/>
+      <w:r>
+        <w:t xml:space="preserve"> data and providing insights for better choices.</w:t>
+      </w:r>
+    </w:p>
+    <w:p>
+      <w:pPr>
+        <w:numPr>
+          <w:ilvl w:val="0"/>
+          <w:numId w:val="11"/>
+        </w:numPr>
+      </w:pPr>
+      <w:r>
+        <w:rPr>
+          <w:b/>
+          <w:bCs/>
+        </w:rPr>
+        <w:t>Personalized experiences:</w:t>
+      </w:r>
+      <w:r>
+        <w:t xml:space="preserve"> Creating customized content and interactions.</w:t>
+      </w:r>
+    </w:p>
+    <w:p>
+      <w:pPr>
+        <w:numPr>
+          <w:ilvl w:val="0"/>
+          <w:numId w:val="11"/>
+        </w:numPr>
+      </w:pPr>
+      <w:r>
+        <w:rPr>
+          <w:b/>
+          <w:bCs/>
+        </w:rPr>
+        <w:t>New product development:</w:t>
+      </w:r>
+      <w:r>
+        <w:t xml:space="preserve"> Generating innovative designs and solutions.</w:t>
+      </w:r>
+    </w:p>
+    <w:p>
+      <w:pPr>
+        <w:numPr>
+          <w:ilvl w:val="0"/>
+          <w:numId w:val="11"/>
+        </w:numPr>
+      </w:pPr>
+      <w:r>
+        <w:t>For example, in retail, GenAI can be used for hyper-personalized advertising and store layout simulations.</w:t>
+      </w:r>
+    </w:p>
+    <w:p>
+      <w:pPr>
+        <w:numPr>
+          <w:ilvl w:val="0"/>
+          <w:numId w:val="12"/>
+        </w:numPr>
+      </w:pPr>
+      <w:r>
+        <w:rPr>
+          <w:b/>
+          <w:bCs/>
+        </w:rPr>
+        <w:t>Tech Stack:</w:t>
+      </w:r>
+      <w:r>
+        <w:t xml:space="preserve"> The tech stack for implementing these solutions typically involves:</w:t>
+      </w:r>
+    </w:p>
+    <w:p>
+      <w:pPr>
+        <w:numPr>
+          <w:ilvl w:val="0"/>
+          <w:numId w:val="13"/>
+        </w:numPr>
+      </w:pPr>
+      <w:r>
+        <w:rPr>
+          <w:b/>
+          <w:bCs/>
+        </w:rPr>
+        <w:t>Data processing layer:</w:t>
+      </w:r>
+      <w:r>
+        <w:t xml:space="preserve"> For collecting, cleaning, and preparing data.</w:t>
+      </w:r>
+    </w:p>
+    <w:p>
+      <w:pPr>
+        <w:numPr>
+          <w:ilvl w:val="0"/>
+          <w:numId w:val="13"/>
+        </w:numPr>
+      </w:pPr>
+      <w:r>
+        <w:rPr>
+          <w:b/>
+          <w:bCs/>
+        </w:rPr>
+        <w:t>Model layer:</w:t>
+      </w:r>
+      <w:r>
+        <w:t xml:space="preserve"> Including pre-trained models and frameworks for fine-tuning.</w:t>
+      </w:r>
+    </w:p>
+    <w:p>
+      <w:pPr>
+        <w:numPr>
+          <w:ilvl w:val="0"/>
+          <w:numId w:val="13"/>
+        </w:numPr>
+      </w:pPr>
+      <w:r>
+        <w:rPr>
+          <w:b/>
+          <w:bCs/>
+        </w:rPr>
+        <w:t>Orchestration layer:</w:t>
+      </w:r>
+      <w:r>
+        <w:t xml:space="preserve"> For managing LLMs and prompt engineering.</w:t>
+      </w:r>
+    </w:p>
+    <w:p>
+      <w:pPr>
+        <w:numPr>
+          <w:ilvl w:val="0"/>
+          <w:numId w:val="13"/>
+        </w:numPr>
+      </w:pPr>
+      <w:r>
+        <w:rPr>
+          <w:b/>
+          <w:bCs/>
+        </w:rPr>
+        <w:t>Application layer:</w:t>
+      </w:r>
+      <w:r>
+        <w:t xml:space="preserve"> For user interaction and system integration.</w:t>
+      </w:r>
+    </w:p>
+    <w:p>
+      <w:pPr>
+        <w:numPr>
+          <w:ilvl w:val="0"/>
+          <w:numId w:val="13"/>
+        </w:numPr>
+      </w:pPr>
+      <w:r>
+        <w:lastRenderedPageBreak/>
+        <w:t>Specific tools and technologies include transformer networks, vector databases, and cloud platforms.</w:t>
+      </w:r>
+    </w:p>
+    <w:p>
+      <w:pPr>
+        <w:numPr>
+          <w:ilvl w:val="0"/>
+          <w:numId w:val="14"/>
+        </w:numPr>
+      </w:pPr>
+      <w:r>
+        <w:rPr>
+          <w:b/>
+          <w:bCs/>
+        </w:rPr>
+        <w:t>Visual Architecture:</w:t>
+      </w:r>
+      <w:r>
+        <w:t xml:space="preserve"> A typical GenAI architecture consists of data processing, generative model, feedback/improvement, and deployment/integration layers.</w:t>
+      </w:r>
+    </w:p>
+    <w:p>
+      <w:pPr>
+        <w:numPr>
+          <w:ilvl w:val="0"/>
+          <w:numId w:val="15"/>
+        </w:numPr>
+      </w:pPr>
+      <w:r>
+        <w:rPr>
+          <w:b/>
+          <w:bCs/>
+        </w:rPr>
+        <w:t>AIML architectures</w:t>
+      </w:r>
+      <w:r>
+        <w:t xml:space="preserve"> focus on data pipelines, model training, and deployment.</w:t>
+      </w:r>
+    </w:p>
+    <w:p>
+      <w:pPr>
+        <w:numPr>
+          <w:ilvl w:val="0"/>
+          <w:numId w:val="15"/>
+        </w:numPr>
+      </w:pPr>
+      <w:r>
+        <w:rPr>
+          <w:b/>
+          <w:bCs/>
+        </w:rPr>
+        <w:t>LLM architectures</w:t>
+      </w:r>
+      <w:r>
+        <w:t xml:space="preserve"> often use transformer networks and include components like embedding layers and attention mechanisms.</w:t>
+      </w:r>
+    </w:p>
+    <w:p>
+      <w:pPr>
+        <w:numPr>
+          <w:ilvl w:val="0"/>
+          <w:numId w:val="15"/>
+        </w:numPr>
+      </w:pPr>
+      <w:r>
+        <w:rPr>
+          <w:b/>
+          <w:bCs/>
+        </w:rPr>
+        <w:t>Multi-modal AI</w:t>
+      </w:r>
+      <w:r>
+        <w:t xml:space="preserve"> combines different neural networks to process various data types.</w:t>
+      </w:r>
+    </w:p>
+    <w:p>
+      <w:pPr>
+        <w:numPr>
+          <w:ilvl w:val="0"/>
+          <w:numId w:val="15"/>
+        </w:numPr>
+      </w:pPr>
+      <w:r>
+        <w:rPr>
+          <w:b/>
+          <w:bCs/>
+        </w:rPr>
+        <w:t>Agentic AI architectures</w:t>
+      </w:r>
+      <w:r>
+        <w:t xml:space="preserve"> are designed to support autonomous agents with components for perception, reasoning, action, and learning.</w:t>
+      </w:r>
+    </w:p>
+    <w:p>
+      <w:pPr>
+        <w:numPr>
+          <w:ilvl w:val="0"/>
+          <w:numId w:val="15"/>
+        </w:numPr>
+      </w:pPr>
+      <w:r>
+        <w:rPr>
+          <w:b/>
+          <w:bCs/>
+        </w:rPr>
+        <w:t>RAG architectures</w:t>
+      </w:r>
+      <w:r>
+        <w:t xml:space="preserve"> involve external knowledge sources, prompt templates, and generative models. Would you like me to elaborate on any of these points?</w:t>
+      </w:r>
+    </w:p>
+    <w:p>
+      <w:r>
+        <w:t xml:space="preserve">Sources and related content </w:t>
+      </w:r>
+    </w:p>
+    <w:p>
+      <w:r>
+        <w:rPr>
+          <w:b/>
+          <w:bCs/>
+        </w:rPr>
+        <w:t>1. Problem Statement</w:t>
+      </w:r>
+    </w:p>
+    <w:p>
+      <w:pPr>
+        <w:numPr>
+          <w:ilvl w:val="0"/>
+          <w:numId w:val="16"/>
+        </w:numPr>
+      </w:pPr>
+      <w:r>
+        <w:t>In the financial trading sector, the core challenge is to consistently generate "alpha," which refers to achieving returns above the market average.</w:t>
+      </w:r>
+    </w:p>
+    <w:p>
+      <w:pPr>
+        <w:numPr>
+          <w:ilvl w:val="0"/>
+          <w:numId w:val="16"/>
+        </w:numPr>
+      </w:pPr>
+      <w:r>
+        <w:t>Traditional trading systems often depend on predefined rules, historical patterns, and well-known indicators.</w:t>
+      </w:r>
+    </w:p>
+    <w:p>
+      <w:pPr>
+        <w:numPr>
+          <w:ilvl w:val="0"/>
+          <w:numId w:val="16"/>
+        </w:numPr>
+      </w:pPr>
+      <w:r>
+        <w:t>These systems may struggle to adapt to rapidly changing market dynamics or uncover novel profit opportunities.</w:t>
+      </w:r>
+    </w:p>
+    <w:p>
+      <w:pPr>
+        <w:numPr>
+          <w:ilvl w:val="0"/>
+          <w:numId w:val="16"/>
+        </w:numPr>
+      </w:pPr>
+      <w:r>
+        <w:t xml:space="preserve">There is a need for more advanced tools that can </w:t>
+      </w:r>
+      <w:proofErr w:type="spellStart"/>
+      <w:r>
+        <w:t>analyze</w:t>
+      </w:r>
+      <w:proofErr w:type="spellEnd"/>
+      <w:r>
+        <w:t xml:space="preserve"> vast amounts of data, identify complex patterns, and create innovative trading strategies.</w:t>
+      </w:r>
+    </w:p>
+    <w:p>
+      <w:pPr>
+        <w:numPr>
+          <w:ilvl w:val="0"/>
+          <w:numId w:val="16"/>
+        </w:numPr>
+      </w:pPr>
+      <w:r>
+        <w:t xml:space="preserve">This need extends beyond trading to various industries where </w:t>
+      </w:r>
+      <w:proofErr w:type="gramStart"/>
+      <w:r>
+        <w:t>there's</w:t>
+      </w:r>
+      <w:proofErr w:type="gramEnd"/>
+      <w:r>
+        <w:t xml:space="preserve"> a growing demand for AI systems capable of processing diverse data, generating new content, and automating intricate tasks.   </w:t>
+      </w:r>
+    </w:p>
+    <w:p>
+      <w:r>
+        <w:rPr>
+          <w:b/>
+          <w:bCs/>
+        </w:rPr>
+        <w:t>2. Proposed Solution</w:t>
+      </w:r>
+    </w:p>
+    <w:p>
+      <w:pPr>
+        <w:numPr>
+          <w:ilvl w:val="0"/>
+          <w:numId w:val="17"/>
+        </w:numPr>
+      </w:pPr>
+      <w:r>
+        <w:t>The proposed solution leverages Generative AI (GenAI) to revolutionize the creation of trading strategies.</w:t>
+      </w:r>
+    </w:p>
+    <w:p>
+      <w:pPr>
+        <w:numPr>
+          <w:ilvl w:val="0"/>
+          <w:numId w:val="17"/>
+        </w:numPr>
+      </w:pPr>
+      <w:r>
+        <w:t xml:space="preserve">GenAI can </w:t>
+      </w:r>
+      <w:proofErr w:type="spellStart"/>
+      <w:r>
+        <w:t>analyze</w:t>
+      </w:r>
+      <w:proofErr w:type="spellEnd"/>
+      <w:r>
+        <w:t xml:space="preserve"> diverse datasets, including market data, economic reports, news sentiment, and alternative data, to identify patterns and relationships that traditional methods might miss.   </w:t>
+      </w:r>
+    </w:p>
+    <w:p>
+      <w:pPr>
+        <w:numPr>
+          <w:ilvl w:val="0"/>
+          <w:numId w:val="17"/>
+        </w:numPr>
+      </w:pPr>
+      <w:r>
+        <w:t xml:space="preserve">GenAI employs advanced techniques like deep learning, reinforcement learning, and evolutionary algorithms to generate novel trading strategies.   </w:t>
+      </w:r>
+    </w:p>
+    <w:p>
+      <w:pPr>
+        <w:numPr>
+          <w:ilvl w:val="0"/>
+          <w:numId w:val="17"/>
+        </w:numPr>
+      </w:pPr>
+      <w:r>
+        <w:lastRenderedPageBreak/>
+        <w:t xml:space="preserve">These strategies can encompass various elements, such as entry/exit rules, risk management parameters, and combinations of technical or alternative indicators.   </w:t>
+      </w:r>
+    </w:p>
+    <w:p>
+      <w:pPr>
+        <w:numPr>
+          <w:ilvl w:val="0"/>
+          <w:numId w:val="17"/>
+        </w:numPr>
+      </w:pPr>
+      <w:r>
+        <w:t xml:space="preserve">GenAI can iteratively refine strategies using feedback loops and </w:t>
+      </w:r>
+      <w:proofErr w:type="spellStart"/>
+      <w:r>
+        <w:t>backtesting</w:t>
+      </w:r>
+      <w:proofErr w:type="spellEnd"/>
+      <w:r>
+        <w:t xml:space="preserve">, optimizing for performance metrics like Sharpe ratio and return on investment.   </w:t>
+      </w:r>
+    </w:p>
+    <w:p>
+      <w:pPr>
+        <w:numPr>
+          <w:ilvl w:val="0"/>
+          <w:numId w:val="17"/>
+        </w:numPr>
+      </w:pPr>
+      <w:r>
+        <w:t xml:space="preserve">Furthermore, GenAI can propose advanced risk management techniques that adapt to market volatility and sentiment.   </w:t>
+      </w:r>
+    </w:p>
+    <w:p>
+      <w:pPr>
+        <w:numPr>
+          <w:ilvl w:val="0"/>
+          <w:numId w:val="17"/>
+        </w:numPr>
+      </w:pPr>
+      <w:r>
+        <w:t xml:space="preserve">GenAI strategies can also adapt in real-time to evolving market conditions by adjusting parameters or switching between strategies.   </w:t>
+      </w:r>
+    </w:p>
+    <w:p>
+      <w:r>
+        <w:rPr>
+          <w:b/>
+          <w:bCs/>
+        </w:rPr>
+        <w:t>3. Novelty</w:t>
+      </w:r>
+    </w:p>
+    <w:p>
+      <w:pPr>
+        <w:numPr>
+          <w:ilvl w:val="0"/>
+          <w:numId w:val="18"/>
+        </w:numPr>
+      </w:pPr>
+      <w:r>
+        <w:t xml:space="preserve">The novelty of this approach lies in GenAI's ability to generate trading strategies that go beyond human intuition.   </w:t>
+      </w:r>
+    </w:p>
+    <w:p>
+      <w:pPr>
+        <w:numPr>
+          <w:ilvl w:val="0"/>
+          <w:numId w:val="18"/>
+        </w:numPr>
+      </w:pPr>
+      <w:r>
+        <w:t xml:space="preserve">GenAI can incorporate unconventional combinations of market indicators, alternative data, and new risk management techniques.   </w:t>
+      </w:r>
+    </w:p>
+    <w:p>
+      <w:pPr>
+        <w:numPr>
+          <w:ilvl w:val="0"/>
+          <w:numId w:val="18"/>
+        </w:numPr>
+      </w:pPr>
+      <w:r>
+        <w:t xml:space="preserve">By leveraging its creative capabilities, GenAI can uncover unique profit opportunities (alpha) that traditional methods might miss.   </w:t>
+      </w:r>
+    </w:p>
+    <w:p>
+      <w:pPr>
+        <w:numPr>
+          <w:ilvl w:val="0"/>
+          <w:numId w:val="18"/>
+        </w:numPr>
+      </w:pPr>
+      <w:r>
+        <w:t xml:space="preserve">GenAI's capacity to consider diverse data sources, including alternative data, geopolitical news, and satellite imagery, and identify complex correlations is a key differentiator.   </w:t>
+      </w:r>
+    </w:p>
+    <w:p>
+      <w:pPr>
+        <w:numPr>
+          <w:ilvl w:val="0"/>
+          <w:numId w:val="18"/>
+        </w:numPr>
+      </w:pPr>
+      <w:r>
+        <w:t xml:space="preserve">The automated evolution and real-time adaptation of strategies further enhance the novelty and potential of this solution.   </w:t>
+      </w:r>
+    </w:p>
+    <w:p>
+      <w:r>
+        <w:rPr>
+          <w:b/>
+          <w:bCs/>
+        </w:rPr>
+        <w:t>4. Business Impact</w:t>
+      </w:r>
+    </w:p>
+    <w:p>
+      <w:pPr>
+        <w:numPr>
+          <w:ilvl w:val="0"/>
+          <w:numId w:val="19"/>
+        </w:numPr>
+      </w:pPr>
+      <w:r>
+        <w:t>The adoption of GenAI for trading strategy generation can have a significant business impact.</w:t>
+      </w:r>
+    </w:p>
+    <w:p>
+      <w:pPr>
+        <w:numPr>
+          <w:ilvl w:val="0"/>
+          <w:numId w:val="19"/>
+        </w:numPr>
+      </w:pPr>
+      <w:r>
+        <w:t xml:space="preserve">It can lead to the discovery of alpha and more profitable trades by uncovering hidden market inefficiencies.   </w:t>
+      </w:r>
+    </w:p>
+    <w:p>
+      <w:pPr>
+        <w:numPr>
+          <w:ilvl w:val="0"/>
+          <w:numId w:val="19"/>
+        </w:numPr>
+      </w:pPr>
+      <w:r>
+        <w:t xml:space="preserve">GenAI offers scalability and efficiency by generating and testing multiple strategies simultaneously, significantly speeding up the process of finding profitable tactics.   </w:t>
+      </w:r>
+    </w:p>
+    <w:p>
+      <w:pPr>
+        <w:numPr>
+          <w:ilvl w:val="0"/>
+          <w:numId w:val="19"/>
+        </w:numPr>
+      </w:pPr>
+      <w:r>
+        <w:t xml:space="preserve">GenAI strategies can adapt to changing market dynamics, ensuring that strategies remain effective in various market conditions (bull, bear, or sideways).   </w:t>
+      </w:r>
+    </w:p>
+    <w:p>
+      <w:pPr>
+        <w:numPr>
+          <w:ilvl w:val="0"/>
+          <w:numId w:val="19"/>
+        </w:numPr>
+      </w:pPr>
+      <w:r>
+        <w:t xml:space="preserve">GenAI can reduce human bias in trading decisions by relying on objective facts and trends.   </w:t>
+      </w:r>
+    </w:p>
+    <w:p>
+      <w:pPr>
+        <w:numPr>
+          <w:ilvl w:val="0"/>
+          <w:numId w:val="19"/>
+        </w:numPr>
+      </w:pPr>
+      <w:r>
+        <w:t xml:space="preserve">It can also foster increased innovation by generating novel trading models that push beyond traditional analysis methods.   </w:t>
+      </w:r>
+    </w:p>
+    <w:p>
+      <w:r>
+        <w:rPr>
+          <w:b/>
+          <w:bCs/>
+        </w:rPr>
+        <w:lastRenderedPageBreak/>
+        <w:t>5. Tech Stack</w:t>
+      </w:r>
+    </w:p>
+    <w:p>
+      <w:r>
+        <w:t>The tech stack for building a GenAI-powered trading strategy platform is comprehensive, involving various technologies for different purposes:</w:t>
+      </w:r>
+    </w:p>
+    <w:p>
+      <w:pPr>
+        <w:numPr>
+          <w:ilvl w:val="0"/>
+          <w:numId w:val="20"/>
+        </w:numPr>
+      </w:pPr>
+      <w:r>
+        <w:rPr>
+          <w:b/>
+          <w:bCs/>
+        </w:rPr>
+        <w:t>Frontend (Web Dashboard):</w:t>
+      </w:r>
+      <w:r>
+        <w:t xml:space="preserve"> </w:t>
+      </w:r>
+    </w:p>
+    <w:p>
+      <w:pPr>
+        <w:numPr>
+          <w:ilvl w:val="1"/>
+          <w:numId w:val="20"/>
+        </w:numPr>
+      </w:pPr>
+      <w:r>
+        <w:t>UI Framework: React.js</w:t>
+      </w:r>
+    </w:p>
+    <w:p>
+      <w:pPr>
+        <w:numPr>
+          <w:ilvl w:val="1"/>
+          <w:numId w:val="20"/>
+        </w:numPr>
+      </w:pPr>
+      <w:r>
+        <w:t>Visualization: D3.js, Plotly.js</w:t>
+      </w:r>
+    </w:p>
+    <w:p>
+      <w:pPr>
+        <w:numPr>
+          <w:ilvl w:val="1"/>
+          <w:numId w:val="20"/>
+        </w:numPr>
+      </w:pPr>
+      <w:r>
+        <w:t>Styling: Tailwind CSS / Material UI</w:t>
+      </w:r>
+    </w:p>
+    <w:p>
+      <w:pPr>
+        <w:numPr>
+          <w:ilvl w:val="1"/>
+          <w:numId w:val="20"/>
+        </w:numPr>
+      </w:pPr>
+      <w:r>
+        <w:t xml:space="preserve">Auth: OAuth 2.0 (PING)   </w:t>
+      </w:r>
+    </w:p>
+    <w:p>
+      <w:pPr>
+        <w:numPr>
+          <w:ilvl w:val="0"/>
+          <w:numId w:val="20"/>
+        </w:numPr>
+      </w:pPr>
+      <w:r>
+        <w:rPr>
+          <w:b/>
+          <w:bCs/>
+        </w:rPr>
+        <w:t>Backend Microservices:</w:t>
+      </w:r>
+      <w:r>
+        <w:t xml:space="preserve"> </w:t>
+      </w:r>
+    </w:p>
+    <w:p>
+      <w:pPr>
+        <w:numPr>
+          <w:ilvl w:val="1"/>
+          <w:numId w:val="20"/>
+        </w:numPr>
+      </w:pPr>
+      <w:r>
+        <w:t>API Layer: Spring Boot</w:t>
+      </w:r>
+    </w:p>
+    <w:p>
+      <w:pPr>
+        <w:numPr>
+          <w:ilvl w:val="1"/>
+          <w:numId w:val="20"/>
+        </w:numPr>
+      </w:pPr>
+      <w:r>
+        <w:t>Strategy Engine: Java (for orchestration)</w:t>
+      </w:r>
+    </w:p>
+    <w:p>
+      <w:pPr>
+        <w:numPr>
+          <w:ilvl w:val="1"/>
+          <w:numId w:val="20"/>
+        </w:numPr>
+      </w:pPr>
+      <w:r>
+        <w:t>ML &amp; GenAI Models: Python (</w:t>
+      </w:r>
+      <w:proofErr w:type="spellStart"/>
+      <w:r>
+        <w:t>PyTorch</w:t>
+      </w:r>
+      <w:proofErr w:type="spellEnd"/>
+      <w:r>
+        <w:t xml:space="preserve"> / TensorFlow / Hugging Face)</w:t>
+      </w:r>
+    </w:p>
+    <w:p>
+      <w:pPr>
+        <w:numPr>
+          <w:ilvl w:val="1"/>
+          <w:numId w:val="20"/>
+        </w:numPr>
+      </w:pPr>
+      <w:r>
+        <w:t>Scheduler / Orchestrator: Apache Airflow, Azure Logic Apps, or Temporal.io</w:t>
+      </w:r>
+    </w:p>
+    <w:p>
+      <w:pPr>
+        <w:numPr>
+          <w:ilvl w:val="1"/>
+          <w:numId w:val="20"/>
+        </w:numPr>
+      </w:pPr>
+      <w:r>
+        <w:t xml:space="preserve">Real-time Processing: Apache Kafka or Apache Flink   </w:t>
+      </w:r>
+    </w:p>
+    <w:p>
+      <w:pPr>
+        <w:numPr>
+          <w:ilvl w:val="0"/>
+          <w:numId w:val="20"/>
+        </w:numPr>
+      </w:pPr>
+      <w:r>
+        <w:rPr>
+          <w:b/>
+          <w:bCs/>
+        </w:rPr>
+        <w:t>GenAI / Machine Learning:</w:t>
+      </w:r>
+      <w:r>
+        <w:t xml:space="preserve"> </w:t>
+      </w:r>
+    </w:p>
+    <w:p>
+      <w:pPr>
+        <w:numPr>
+          <w:ilvl w:val="1"/>
+          <w:numId w:val="20"/>
+        </w:numPr>
+      </w:pPr>
+      <w:r>
+        <w:t xml:space="preserve">NLP / Strategy Generation: GPT-4, OpenAI API, </w:t>
+      </w:r>
+      <w:proofErr w:type="spellStart"/>
+      <w:r>
+        <w:t>LangChain</w:t>
+      </w:r>
+      <w:proofErr w:type="spellEnd"/>
+      <w:r>
+        <w:t>, or Custom LLMs</w:t>
+      </w:r>
+    </w:p>
+    <w:p>
+      <w:pPr>
+        <w:numPr>
+          <w:ilvl w:val="1"/>
+          <w:numId w:val="20"/>
+        </w:numPr>
+      </w:pPr>
+      <w:r>
+        <w:t xml:space="preserve">Time Series </w:t>
+      </w:r>
+      <w:proofErr w:type="spellStart"/>
+      <w:r>
+        <w:t>Modeling</w:t>
+      </w:r>
+      <w:proofErr w:type="spellEnd"/>
+      <w:r>
+        <w:t xml:space="preserve">: Prophet, </w:t>
+      </w:r>
+      <w:proofErr w:type="spellStart"/>
+      <w:r>
+        <w:t>XGBoost</w:t>
+      </w:r>
+      <w:proofErr w:type="spellEnd"/>
+      <w:r>
+        <w:t>, ARIMA, RNN / LSTM / Transformer models</w:t>
+      </w:r>
+    </w:p>
+    <w:p>
+      <w:pPr>
+        <w:numPr>
+          <w:ilvl w:val="1"/>
+          <w:numId w:val="20"/>
+        </w:numPr>
+      </w:pPr>
+      <w:r>
+        <w:t xml:space="preserve">Reinforcement Learning: Stable-Baselines3, Ray </w:t>
+      </w:r>
+      <w:proofErr w:type="spellStart"/>
+      <w:r>
+        <w:t>RLlib</w:t>
+      </w:r>
+      <w:proofErr w:type="spellEnd"/>
+    </w:p>
+    <w:p>
+      <w:pPr>
+        <w:numPr>
+          <w:ilvl w:val="1"/>
+          <w:numId w:val="20"/>
+        </w:numPr>
+      </w:pPr>
+      <w:r>
+        <w:t>Evolutionary Algorithms: DEAP, TPOT</w:t>
+      </w:r>
+    </w:p>
+    <w:p>
+      <w:pPr>
+        <w:numPr>
+          <w:ilvl w:val="1"/>
+          <w:numId w:val="20"/>
+        </w:numPr>
+      </w:pPr>
+      <w:proofErr w:type="spellStart"/>
+      <w:r>
+        <w:t>Backtesting</w:t>
+      </w:r>
+      <w:proofErr w:type="spellEnd"/>
+      <w:r>
+        <w:t xml:space="preserve"> Engine: </w:t>
+      </w:r>
+      <w:proofErr w:type="spellStart"/>
+      <w:r>
+        <w:t>Backtrader</w:t>
+      </w:r>
+      <w:proofErr w:type="spellEnd"/>
+      <w:r>
+        <w:t xml:space="preserve">, Zipline, </w:t>
+      </w:r>
+      <w:proofErr w:type="spellStart"/>
+      <w:r>
+        <w:t>QuantConnect</w:t>
+      </w:r>
+      <w:proofErr w:type="spellEnd"/>
+      <w:r>
+        <w:t xml:space="preserve"> Lean   </w:t>
+      </w:r>
+    </w:p>
+    <w:p>
+      <w:pPr>
+        <w:numPr>
+          <w:ilvl w:val="0"/>
+          <w:numId w:val="20"/>
+        </w:numPr>
+      </w:pPr>
+      <w:r>
+        <w:rPr>
+          <w:b/>
+          <w:bCs/>
+        </w:rPr>
+        <w:t>Data Layer:</w:t>
+      </w:r>
+      <w:r>
+        <w:t xml:space="preserve"> </w:t>
+      </w:r>
+    </w:p>
+    <w:p>
+      <w:pPr>
+        <w:numPr>
+          <w:ilvl w:val="1"/>
+          <w:numId w:val="20"/>
+        </w:numPr>
+      </w:pPr>
+      <w:r>
+        <w:t xml:space="preserve">Market &amp; Alt Data: PostgreSQL, Snowflake, </w:t>
+      </w:r>
+      <w:proofErr w:type="spellStart"/>
+      <w:r>
+        <w:t>TimescaleDB</w:t>
+      </w:r>
+      <w:proofErr w:type="spellEnd"/>
+      <w:r>
+        <w:t>, Elasticsearch</w:t>
+      </w:r>
+    </w:p>
+    <w:p>
+      <w:pPr>
+        <w:numPr>
+          <w:ilvl w:val="1"/>
+          <w:numId w:val="20"/>
+        </w:numPr>
+      </w:pPr>
+      <w:r>
+        <w:t>Strategy Metadata: MongoDB, PostgreSQL</w:t>
+      </w:r>
+    </w:p>
+    <w:p>
+      <w:pPr>
+        <w:numPr>
+          <w:ilvl w:val="1"/>
+          <w:numId w:val="20"/>
+        </w:numPr>
+      </w:pPr>
+      <w:r>
+        <w:t xml:space="preserve">Historical Tick Data: S3 (Parquet/CSV), </w:t>
+      </w:r>
+      <w:proofErr w:type="spellStart"/>
+      <w:r>
+        <w:t>InfluxDB</w:t>
+      </w:r>
+      <w:proofErr w:type="spellEnd"/>
+      <w:r>
+        <w:t>, or HDF5</w:t>
+      </w:r>
+    </w:p>
+    <w:p>
+      <w:pPr>
+        <w:numPr>
+          <w:ilvl w:val="1"/>
+          <w:numId w:val="20"/>
+        </w:numPr>
+      </w:pPr>
+      <w:r>
+        <w:t xml:space="preserve">News/Sentiment: OpenAI embeddings + Vector DB (Pinecone / </w:t>
+      </w:r>
+      <w:proofErr w:type="spellStart"/>
+      <w:r>
+        <w:t>Weaviate</w:t>
+      </w:r>
+      <w:proofErr w:type="spellEnd"/>
+      <w:r>
+        <w:t xml:space="preserve"> / FAISS)   </w:t>
+      </w:r>
+    </w:p>
+    <w:p>
+      <w:pPr>
+        <w:numPr>
+          <w:ilvl w:val="0"/>
+          <w:numId w:val="20"/>
+        </w:numPr>
+      </w:pPr>
+      <w:r>
+        <w:rPr>
+          <w:b/>
+          <w:bCs/>
+        </w:rPr>
+        <w:t>Infrastructure &amp; DevOps:</w:t>
+      </w:r>
+      <w:r>
+        <w:t xml:space="preserve"> </w:t>
+      </w:r>
+    </w:p>
+    <w:p>
+      <w:pPr>
+        <w:numPr>
+          <w:ilvl w:val="1"/>
+          <w:numId w:val="20"/>
+        </w:numPr>
+      </w:pPr>
+      <w:r>
+        <w:t>Containerization: Docker</w:t>
+      </w:r>
+    </w:p>
+    <w:p>
+      <w:pPr>
+        <w:numPr>
+          <w:ilvl w:val="1"/>
+          <w:numId w:val="20"/>
+        </w:numPr>
+      </w:pPr>
+      <w:r>
+        <w:lastRenderedPageBreak/>
+        <w:t>Orchestration: Kubernetes (EKS, GKE, or AKS)</w:t>
+      </w:r>
+    </w:p>
+    <w:p>
+      <w:pPr>
+        <w:numPr>
+          <w:ilvl w:val="1"/>
+          <w:numId w:val="20"/>
+        </w:numPr>
+      </w:pPr>
+      <w:r>
+        <w:t>CI/CD: GitHub Actions, Jenkins, or GitLab</w:t>
+      </w:r>
+    </w:p>
+    <w:p>
+      <w:pPr>
+        <w:numPr>
+          <w:ilvl w:val="1"/>
+          <w:numId w:val="20"/>
+        </w:numPr>
+      </w:pPr>
+      <w:r>
+        <w:t>Monitoring: Prometheus + Grafana, ELK Stack</w:t>
+      </w:r>
+    </w:p>
+    <w:p>
+      <w:pPr>
+        <w:numPr>
+          <w:ilvl w:val="1"/>
+          <w:numId w:val="20"/>
+        </w:numPr>
+      </w:pPr>
+      <w:r>
+        <w:t>Cloud: AWS / Azure / GCP</w:t>
+      </w:r>
+    </w:p>
+    <w:p>
+      <w:pPr>
+        <w:numPr>
+          <w:ilvl w:val="1"/>
+          <w:numId w:val="20"/>
+        </w:numPr>
+      </w:pPr>
+      <w:r>
+        <w:t xml:space="preserve">Secrets &amp; Config: </w:t>
+      </w:r>
+      <w:proofErr w:type="spellStart"/>
+      <w:r>
+        <w:t>HashiCorp</w:t>
+      </w:r>
+      <w:proofErr w:type="spellEnd"/>
+      <w:r>
+        <w:t xml:space="preserve"> Vault / AWS Secrets Manager   </w:t>
+      </w:r>
+    </w:p>
+    <w:p>
+      <w:pPr>
+        <w:numPr>
+          <w:ilvl w:val="0"/>
+          <w:numId w:val="20"/>
+        </w:numPr>
+      </w:pPr>
+      <w:r>
+        <w:rPr>
+          <w:b/>
+          <w:bCs/>
+        </w:rPr>
+        <w:t>Security and Governance:</w:t>
+      </w:r>
+      <w:r>
+        <w:t xml:space="preserve"> </w:t>
+      </w:r>
+    </w:p>
+    <w:p>
+      <w:pPr>
+        <w:numPr>
+          <w:ilvl w:val="1"/>
+          <w:numId w:val="20"/>
+        </w:numPr>
+      </w:pPr>
+      <w:r>
+        <w:t>IAM Policies (for role-based access control)</w:t>
+      </w:r>
+    </w:p>
+    <w:p>
+      <w:pPr>
+        <w:numPr>
+          <w:ilvl w:val="1"/>
+          <w:numId w:val="20"/>
+        </w:numPr>
+      </w:pPr>
+      <w:r>
+        <w:t>Audit Logs</w:t>
+      </w:r>
+    </w:p>
+    <w:p>
+      <w:pPr>
+        <w:numPr>
+          <w:ilvl w:val="1"/>
+          <w:numId w:val="20"/>
+        </w:numPr>
+      </w:pPr>
+      <w:r>
+        <w:t>Data Encryption (at rest and in transit)</w:t>
+      </w:r>
+    </w:p>
+    <w:p>
+      <w:pPr>
+        <w:numPr>
+          <w:ilvl w:val="1"/>
+          <w:numId w:val="20"/>
+        </w:numPr>
+      </w:pPr>
+      <w:r>
+        <w:t xml:space="preserve">Explainable AI (SHAP / LIME) for strategy transparency   </w:t>
+      </w:r>
+    </w:p>
+    <w:p>
+      <w:r>
+        <w:rPr>
+          <w:b/>
+          <w:bCs/>
+        </w:rPr>
+        <w:t>6. Visual Architecture</w:t>
+      </w:r>
+    </w:p>
+    <w:p>
+      <w:r>
+        <w:t xml:space="preserve">Unfortunately, the document </w:t>
+      </w:r>
+      <w:proofErr w:type="gramStart"/>
+      <w:r>
+        <w:t>doesn't</w:t>
+      </w:r>
+      <w:proofErr w:type="gramEnd"/>
+      <w:r>
+        <w:t xml:space="preserve"> provide a visual architecture diagram. However, based on the tech stack and the description of the system's functionality, we can outline a conceptual architecture:</w:t>
+      </w:r>
+    </w:p>
+    <w:p>
+      <w:pPr>
+        <w:numPr>
+          <w:ilvl w:val="0"/>
+          <w:numId w:val="21"/>
+        </w:numPr>
+      </w:pPr>
+      <w:r>
+        <w:rPr>
+          <w:b/>
+          <w:bCs/>
+        </w:rPr>
+        <w:t>Data Ingestion Layer:</w:t>
+      </w:r>
+      <w:r>
+        <w:t xml:space="preserve"> This layer would handle the collection and preprocessing of data from various sources (market data, economic reports, news, alternative data). It might involve technologies like Apache Kafka or Flink for real-time data streaming and storage solutions like PostgreSQL or S3 for historical data.</w:t>
+      </w:r>
+    </w:p>
+    <w:p>
+      <w:pPr>
+        <w:numPr>
+          <w:ilvl w:val="0"/>
+          <w:numId w:val="21"/>
+        </w:numPr>
+      </w:pPr>
+      <w:r>
+        <w:rPr>
+          <w:b/>
+          <w:bCs/>
+        </w:rPr>
+        <w:t>Strategy Generation Engine:</w:t>
+      </w:r>
+      <w:r>
+        <w:t xml:space="preserve"> This is the core of the system, where GenAI models (LLMs, reinforcement learning models, etc.) reside. It would involve Python, </w:t>
+      </w:r>
+      <w:proofErr w:type="spellStart"/>
+      <w:r>
+        <w:t>PyTorch</w:t>
+      </w:r>
+      <w:proofErr w:type="spellEnd"/>
+      <w:r>
+        <w:t xml:space="preserve">/TensorFlow, and libraries like </w:t>
+      </w:r>
+      <w:proofErr w:type="spellStart"/>
+      <w:r>
+        <w:t>LangChain</w:t>
+      </w:r>
+      <w:proofErr w:type="spellEnd"/>
+      <w:r>
+        <w:t xml:space="preserve">, Stable-Baselines3, and potentially a </w:t>
+      </w:r>
+      <w:proofErr w:type="spellStart"/>
+      <w:r>
+        <w:t>backtesting</w:t>
+      </w:r>
+      <w:proofErr w:type="spellEnd"/>
+      <w:r>
+        <w:t xml:space="preserve"> engine.</w:t>
+      </w:r>
+    </w:p>
+    <w:p>
+      <w:pPr>
+        <w:numPr>
+          <w:ilvl w:val="0"/>
+          <w:numId w:val="21"/>
+        </w:numPr>
+      </w:pPr>
+      <w:r>
+        <w:rPr>
+          <w:b/>
+          <w:bCs/>
+        </w:rPr>
+        <w:t>API and Orchestration Layer:</w:t>
+      </w:r>
+      <w:r>
+        <w:t xml:space="preserve"> This layer would expose the GenAI functionality through APIs and orchestrate the workflow of strategy generation, </w:t>
+      </w:r>
+      <w:proofErr w:type="spellStart"/>
+      <w:r>
+        <w:t>backtesting</w:t>
+      </w:r>
+      <w:proofErr w:type="spellEnd"/>
+      <w:r>
+        <w:t>, and deployment. It might use Spring Boot for the API layer and Apache Airflow or similar tools for orchestration.</w:t>
+      </w:r>
+    </w:p>
+    <w:p>
+      <w:pPr>
+        <w:numPr>
+          <w:ilvl w:val="0"/>
+          <w:numId w:val="21"/>
+        </w:numPr>
+      </w:pPr>
+      <w:r>
+        <w:rPr>
+          <w:b/>
+          <w:bCs/>
+        </w:rPr>
+        <w:t>Risk Management and Execution Layer:</w:t>
+      </w:r>
+      <w:r>
+        <w:t xml:space="preserve"> This layer would handle the risk assessment and trade execution based on the generated strategies. It might involve real-time data processing and connectivity to trading platforms.</w:t>
+      </w:r>
+    </w:p>
+    <w:p>
+      <w:pPr>
+        <w:numPr>
+          <w:ilvl w:val="0"/>
+          <w:numId w:val="21"/>
+        </w:numPr>
+      </w:pPr>
+      <w:r>
+        <w:rPr>
+          <w:b/>
+          <w:bCs/>
+        </w:rPr>
+        <w:t>Frontend/Dashboard Layer:</w:t>
+      </w:r>
+      <w:r>
+        <w:t xml:space="preserve"> This layer would provide a user interface for traders to interact with the system, visualize strategies, and monitor performance. It would use React.js, D3.js, and other frontend technologies.</w:t>
+      </w:r>
+    </w:p>
+    <w:p>
+      <w:pPr>
+        <w:numPr>
+          <w:ilvl w:val="0"/>
+          <w:numId w:val="21"/>
+        </w:numPr>
+      </w:pPr>
+      <w:r>
+        <w:rPr>
+          <w:b/>
+          <w:bCs/>
+        </w:rPr>
+        <w:lastRenderedPageBreak/>
+        <w:t>Infrastructure Layer:</w:t>
+      </w:r>
+      <w:r>
+        <w:t xml:space="preserve"> This layer would provide the underlying infrastructure for the system, including cloud services (AWS/Azure/GCP), Kubernetes for container orchestration, and DevOps tools for CI/CD and monitoring.</w:t>
+      </w:r>
+    </w:p>
     <w:sectPr>
       <w:pgSz w:w="11906" w:h="16838"/>
       <w:pgMar w:top="1440" w:right="1440" w:bottom="1440" w:left="1440" w:header="708" w:footer="708" w:gutter="0"/>
@@ -1637,6 +3138,1090 @@
 <file path=word/numbering.xml><?xml version="1.0" encoding="utf-8"?>
 <w:numbering xmlns:wpc="http://schemas.microsoft.com/office/word/2010/wordprocessingCanvas" xmlns:cx="http://schemas.microsoft.com/office/drawing/2014/chartex" xmlns:cx1="http://schemas.microsoft.com/office/drawing/2015/9/8/chartex" xmlns:cx2="http://schemas.microsoft.com/office/drawing/2015/10/21/chartex" xmlns:cx3="http://schemas.microsoft.com/office/drawing/2016/5/9/chartex" xmlns:cx4="http://schemas.microsoft.com/office/drawing/2016/5/10/chartex" xmlns:cx5="http://schemas.microsoft.com/office/drawing/2016/5/11/chartex" xmlns:cx6="http://schemas.microsoft.com/office/drawing/2016/5/12/chartex" xmlns:cx7="http://schemas.microsoft.com/office/drawing/2016/5/13/chartex" xmlns:cx8="http://schemas.microsoft.com/office/drawing/2016/5/14/chartex" xmlns:mc="http://schemas.openxmlformats.org/markup-compatibility/2006" xmlns:aink="http://schemas.microsoft.com/office/drawing/2016/ink" xmlns:am3d="http://schemas.microsoft.com/office/drawing/2017/model3d" xmlns:o="urn:schemas-microsoft-com:office:office" xmlns:oel="http://schemas.microsoft.com/office/2019/extlst" xmlns:r="http://schemas.openxmlformats.org/officeDocument/2006/relationships" xmlns:m="http://schemas.openxmlformats.org/officeDocument/2006/math" xmlns:v="urn:schemas-microsoft-com:vml" xmlns:wp14="http://schemas.microsoft.com/office/word/2010/wordprocessingDrawing" xmlns:wp="http://schemas.openxmlformats.org/drawingml/2006/wordprocessingDrawing" xmlns:w10="urn:schemas-microsoft-com:office:word" xmlns:w="http://schemas.openxmlformats.org/wordprocessingml/2006/main" xmlns:w14="http://schemas.microsoft.com/office/word/2010/wordml" xmlns:w15="http://schemas.microsoft.com/office/word/2012/wordml" xmlns:w16cex="http://schemas.microsoft.com/office/word/2018/wordml/cex" xmlns:w16cid="http://schemas.microsoft.com/office/word/2016/wordml/cid" xmlns:w16="http://schemas.microsoft.com/office/word/2018/wordml" xmlns:w16du="http://schemas.microsoft.com/office/word/2023/wordml/word16du" xmlns:w16sdtdh="http://schemas.microsoft.com/office/word/2020/wordml/sdtdatahash" xmlns:w16sdtfl="http://schemas.microsoft.com/office/word/2024/wordml/sdtformatlock" xmlns:w16se="http://schemas.microsoft.com/office/word/2015/wordml/symex" xmlns:wpg="http://schemas.microsoft.com/office/word/2010/wordprocessingGroup" xmlns:wpi="http://schemas.microsoft.com/office/word/2010/wordprocessingInk" xmlns:wne="http://schemas.microsoft.com/office/word/2006/wordml" xmlns:wps="http://schemas.microsoft.com/office/word/2010/wordprocessingShape" mc:Ignorable="w14 w15 w16se w16cid w16 w16cex w16sdtdh w16sdtfl w16du wp14">
   <w:abstractNum w:abstractNumId="0" w15:restartNumberingAfterBreak="0">
+    <w:nsid w:val="0DA947DF"/>
+    <w:multiLevelType w:val="multilevel"/>
+    <w:tmpl w:val="D6E496E2"/>
+    <w:lvl w:ilvl="0">
+      <w:start w:val="1"/>
+      <w:numFmt w:val="bullet"/>
+      <w:lvlText w:val=""/>
+      <w:lvlJc w:val="left"/>
+      <w:pPr>
+        <w:tabs>
+          <w:tab w:val="num" w:pos="720"/>
+        </w:tabs>
+        <w:ind w:left="720" w:hanging="360"/>
+      </w:pPr>
+      <w:rPr>
+        <w:rFonts w:ascii="Symbol" w:hAnsi="Symbol" w:hint="default"/>
+        <w:sz w:val="20"/>
+      </w:rPr>
+    </w:lvl>
+    <w:lvl w:ilvl="1" w:tentative="1">
+      <w:start w:val="1"/>
+      <w:numFmt w:val="bullet"/>
+      <w:lvlText w:val="o"/>
+      <w:lvlJc w:val="left"/>
+      <w:pPr>
+        <w:tabs>
+          <w:tab w:val="num" w:pos="1440"/>
+        </w:tabs>
+        <w:ind w:left="1440" w:hanging="360"/>
+      </w:pPr>
+      <w:rPr>
+        <w:rFonts w:ascii="Courier New" w:hAnsi="Courier New" w:hint="default"/>
+        <w:sz w:val="20"/>
+      </w:rPr>
+    </w:lvl>
+    <w:lvl w:ilvl="2" w:tentative="1">
+      <w:start w:val="1"/>
+      <w:numFmt w:val="bullet"/>
+      <w:lvlText w:val=""/>
+      <w:lvlJc w:val="left"/>
+      <w:pPr>
+        <w:tabs>
+          <w:tab w:val="num" w:pos="2160"/>
+        </w:tabs>
+        <w:ind w:left="2160" w:hanging="360"/>
+      </w:pPr>
+      <w:rPr>
+        <w:rFonts w:ascii="Wingdings" w:hAnsi="Wingdings" w:hint="default"/>
+        <w:sz w:val="20"/>
+      </w:rPr>
+    </w:lvl>
+    <w:lvl w:ilvl="3" w:tentative="1">
+      <w:start w:val="1"/>
+      <w:numFmt w:val="bullet"/>
+      <w:lvlText w:val=""/>
+      <w:lvlJc w:val="left"/>
+      <w:pPr>
+        <w:tabs>
+          <w:tab w:val="num" w:pos="2880"/>
+        </w:tabs>
+        <w:ind w:left="2880" w:hanging="360"/>
+      </w:pPr>
+      <w:rPr>
+        <w:rFonts w:ascii="Wingdings" w:hAnsi="Wingdings" w:hint="default"/>
+        <w:sz w:val="20"/>
+      </w:rPr>
+    </w:lvl>
+    <w:lvl w:ilvl="4" w:tentative="1">
+      <w:start w:val="1"/>
+      <w:numFmt w:val="bullet"/>
+      <w:lvlText w:val=""/>
+      <w:lvlJc w:val="left"/>
+      <w:pPr>
+        <w:tabs>
+          <w:tab w:val="num" w:pos="3600"/>
+        </w:tabs>
+        <w:ind w:left="3600" w:hanging="360"/>
+      </w:pPr>
+      <w:rPr>
+        <w:rFonts w:ascii="Wingdings" w:hAnsi="Wingdings" w:hint="default"/>
+        <w:sz w:val="20"/>
+      </w:rPr>
+    </w:lvl>
+    <w:lvl w:ilvl="5" w:tentative="1">
+      <w:start w:val="1"/>
+      <w:numFmt w:val="bullet"/>
+      <w:lvlText w:val=""/>
+      <w:lvlJc w:val="left"/>
+      <w:pPr>
+        <w:tabs>
+          <w:tab w:val="num" w:pos="4320"/>
+        </w:tabs>
+        <w:ind w:left="4320" w:hanging="360"/>
+      </w:pPr>
+      <w:rPr>
+        <w:rFonts w:ascii="Wingdings" w:hAnsi="Wingdings" w:hint="default"/>
+        <w:sz w:val="20"/>
+      </w:rPr>
+    </w:lvl>
+    <w:lvl w:ilvl="6" w:tentative="1">
+      <w:start w:val="1"/>
+      <w:numFmt w:val="bullet"/>
+      <w:lvlText w:val=""/>
+      <w:lvlJc w:val="left"/>
+      <w:pPr>
+        <w:tabs>
+          <w:tab w:val="num" w:pos="5040"/>
+        </w:tabs>
+        <w:ind w:left="5040" w:hanging="360"/>
+      </w:pPr>
+      <w:rPr>
+        <w:rFonts w:ascii="Wingdings" w:hAnsi="Wingdings" w:hint="default"/>
+        <w:sz w:val="20"/>
+      </w:rPr>
+    </w:lvl>
+    <w:lvl w:ilvl="7" w:tentative="1">
+      <w:start w:val="1"/>
+      <w:numFmt w:val="bullet"/>
+      <w:lvlText w:val=""/>
+      <w:lvlJc w:val="left"/>
+      <w:pPr>
+        <w:tabs>
+          <w:tab w:val="num" w:pos="5760"/>
+        </w:tabs>
+        <w:ind w:left="5760" w:hanging="360"/>
+      </w:pPr>
+      <w:rPr>
+        <w:rFonts w:ascii="Wingdings" w:hAnsi="Wingdings" w:hint="default"/>
+        <w:sz w:val="20"/>
+      </w:rPr>
+    </w:lvl>
+    <w:lvl w:ilvl="8" w:tentative="1">
+      <w:start w:val="1"/>
+      <w:numFmt w:val="bullet"/>
+      <w:lvlText w:val=""/>
+      <w:lvlJc w:val="left"/>
+      <w:pPr>
+        <w:tabs>
+          <w:tab w:val="num" w:pos="6480"/>
+        </w:tabs>
+        <w:ind w:left="6480" w:hanging="360"/>
+      </w:pPr>
+      <w:rPr>
+        <w:rFonts w:ascii="Wingdings" w:hAnsi="Wingdings" w:hint="default"/>
+        <w:sz w:val="20"/>
+      </w:rPr>
+    </w:lvl>
+  </w:abstractNum>
+  <w:abstractNum w:abstractNumId="1" w15:restartNumberingAfterBreak="0">
+    <w:nsid w:val="11EF40D0"/>
+    <w:multiLevelType w:val="multilevel"/>
+    <w:tmpl w:val="75A475DC"/>
+    <w:lvl w:ilvl="0">
+      <w:start w:val="1"/>
+      <w:numFmt w:val="bullet"/>
+      <w:lvlText w:val=""/>
+      <w:lvlJc w:val="left"/>
+      <w:pPr>
+        <w:tabs>
+          <w:tab w:val="num" w:pos="720"/>
+        </w:tabs>
+        <w:ind w:left="720" w:hanging="360"/>
+      </w:pPr>
+      <w:rPr>
+        <w:rFonts w:ascii="Symbol" w:hAnsi="Symbol" w:hint="default"/>
+        <w:sz w:val="20"/>
+      </w:rPr>
+    </w:lvl>
+    <w:lvl w:ilvl="1" w:tentative="1">
+      <w:start w:val="1"/>
+      <w:numFmt w:val="bullet"/>
+      <w:lvlText w:val="o"/>
+      <w:lvlJc w:val="left"/>
+      <w:pPr>
+        <w:tabs>
+          <w:tab w:val="num" w:pos="1440"/>
+        </w:tabs>
+        <w:ind w:left="1440" w:hanging="360"/>
+      </w:pPr>
+      <w:rPr>
+        <w:rFonts w:ascii="Courier New" w:hAnsi="Courier New" w:hint="default"/>
+        <w:sz w:val="20"/>
+      </w:rPr>
+    </w:lvl>
+    <w:lvl w:ilvl="2" w:tentative="1">
+      <w:start w:val="1"/>
+      <w:numFmt w:val="bullet"/>
+      <w:lvlText w:val=""/>
+      <w:lvlJc w:val="left"/>
+      <w:pPr>
+        <w:tabs>
+          <w:tab w:val="num" w:pos="2160"/>
+        </w:tabs>
+        <w:ind w:left="2160" w:hanging="360"/>
+      </w:pPr>
+      <w:rPr>
+        <w:rFonts w:ascii="Wingdings" w:hAnsi="Wingdings" w:hint="default"/>
+        <w:sz w:val="20"/>
+      </w:rPr>
+    </w:lvl>
+    <w:lvl w:ilvl="3" w:tentative="1">
+      <w:start w:val="1"/>
+      <w:numFmt w:val="bullet"/>
+      <w:lvlText w:val=""/>
+      <w:lvlJc w:val="left"/>
+      <w:pPr>
+        <w:tabs>
+          <w:tab w:val="num" w:pos="2880"/>
+        </w:tabs>
+        <w:ind w:left="2880" w:hanging="360"/>
+      </w:pPr>
+      <w:rPr>
+        <w:rFonts w:ascii="Wingdings" w:hAnsi="Wingdings" w:hint="default"/>
+        <w:sz w:val="20"/>
+      </w:rPr>
+    </w:lvl>
+    <w:lvl w:ilvl="4" w:tentative="1">
+      <w:start w:val="1"/>
+      <w:numFmt w:val="bullet"/>
+      <w:lvlText w:val=""/>
+      <w:lvlJc w:val="left"/>
+      <w:pPr>
+        <w:tabs>
+          <w:tab w:val="num" w:pos="3600"/>
+        </w:tabs>
+        <w:ind w:left="3600" w:hanging="360"/>
+      </w:pPr>
+      <w:rPr>
+        <w:rFonts w:ascii="Wingdings" w:hAnsi="Wingdings" w:hint="default"/>
+        <w:sz w:val="20"/>
+      </w:rPr>
+    </w:lvl>
+    <w:lvl w:ilvl="5" w:tentative="1">
+      <w:start w:val="1"/>
+      <w:numFmt w:val="bullet"/>
+      <w:lvlText w:val=""/>
+      <w:lvlJc w:val="left"/>
+      <w:pPr>
+        <w:tabs>
+          <w:tab w:val="num" w:pos="4320"/>
+        </w:tabs>
+        <w:ind w:left="4320" w:hanging="360"/>
+      </w:pPr>
+      <w:rPr>
+        <w:rFonts w:ascii="Wingdings" w:hAnsi="Wingdings" w:hint="default"/>
+        <w:sz w:val="20"/>
+      </w:rPr>
+    </w:lvl>
+    <w:lvl w:ilvl="6" w:tentative="1">
+      <w:start w:val="1"/>
+      <w:numFmt w:val="bullet"/>
+      <w:lvlText w:val=""/>
+      <w:lvlJc w:val="left"/>
+      <w:pPr>
+        <w:tabs>
+          <w:tab w:val="num" w:pos="5040"/>
+        </w:tabs>
+        <w:ind w:left="5040" w:hanging="360"/>
+      </w:pPr>
+      <w:rPr>
+        <w:rFonts w:ascii="Wingdings" w:hAnsi="Wingdings" w:hint="default"/>
+        <w:sz w:val="20"/>
+      </w:rPr>
+    </w:lvl>
+    <w:lvl w:ilvl="7" w:tentative="1">
+      <w:start w:val="1"/>
+      <w:numFmt w:val="bullet"/>
+      <w:lvlText w:val=""/>
+      <w:lvlJc w:val="left"/>
+      <w:pPr>
+        <w:tabs>
+          <w:tab w:val="num" w:pos="5760"/>
+        </w:tabs>
+        <w:ind w:left="5760" w:hanging="360"/>
+      </w:pPr>
+      <w:rPr>
+        <w:rFonts w:ascii="Wingdings" w:hAnsi="Wingdings" w:hint="default"/>
+        <w:sz w:val="20"/>
+      </w:rPr>
+    </w:lvl>
+    <w:lvl w:ilvl="8" w:tentative="1">
+      <w:start w:val="1"/>
+      <w:numFmt w:val="bullet"/>
+      <w:lvlText w:val=""/>
+      <w:lvlJc w:val="left"/>
+      <w:pPr>
+        <w:tabs>
+          <w:tab w:val="num" w:pos="6480"/>
+        </w:tabs>
+        <w:ind w:left="6480" w:hanging="360"/>
+      </w:pPr>
+      <w:rPr>
+        <w:rFonts w:ascii="Wingdings" w:hAnsi="Wingdings" w:hint="default"/>
+        <w:sz w:val="20"/>
+      </w:rPr>
+    </w:lvl>
+  </w:abstractNum>
+  <w:abstractNum w:abstractNumId="2" w15:restartNumberingAfterBreak="0">
+    <w:nsid w:val="12D06371"/>
+    <w:multiLevelType w:val="multilevel"/>
+    <w:tmpl w:val="6CEAAC86"/>
+    <w:lvl w:ilvl="0">
+      <w:start w:val="1"/>
+      <w:numFmt w:val="bullet"/>
+      <w:lvlText w:val=""/>
+      <w:lvlJc w:val="left"/>
+      <w:pPr>
+        <w:tabs>
+          <w:tab w:val="num" w:pos="720"/>
+        </w:tabs>
+        <w:ind w:left="720" w:hanging="360"/>
+      </w:pPr>
+      <w:rPr>
+        <w:rFonts w:ascii="Symbol" w:hAnsi="Symbol" w:hint="default"/>
+        <w:sz w:val="20"/>
+      </w:rPr>
+    </w:lvl>
+    <w:lvl w:ilvl="1">
+      <w:start w:val="1"/>
+      <w:numFmt w:val="bullet"/>
+      <w:lvlText w:val="o"/>
+      <w:lvlJc w:val="left"/>
+      <w:pPr>
+        <w:tabs>
+          <w:tab w:val="num" w:pos="1440"/>
+        </w:tabs>
+        <w:ind w:left="1440" w:hanging="360"/>
+      </w:pPr>
+      <w:rPr>
+        <w:rFonts w:ascii="Courier New" w:hAnsi="Courier New" w:hint="default"/>
+        <w:sz w:val="20"/>
+      </w:rPr>
+    </w:lvl>
+    <w:lvl w:ilvl="2" w:tentative="1">
+      <w:start w:val="1"/>
+      <w:numFmt w:val="bullet"/>
+      <w:lvlText w:val=""/>
+      <w:lvlJc w:val="left"/>
+      <w:pPr>
+        <w:tabs>
+          <w:tab w:val="num" w:pos="2160"/>
+        </w:tabs>
+        <w:ind w:left="2160" w:hanging="360"/>
+      </w:pPr>
+      <w:rPr>
+        <w:rFonts w:ascii="Wingdings" w:hAnsi="Wingdings" w:hint="default"/>
+        <w:sz w:val="20"/>
+      </w:rPr>
+    </w:lvl>
+    <w:lvl w:ilvl="3" w:tentative="1">
+      <w:start w:val="1"/>
+      <w:numFmt w:val="bullet"/>
+      <w:lvlText w:val=""/>
+      <w:lvlJc w:val="left"/>
+      <w:pPr>
+        <w:tabs>
+          <w:tab w:val="num" w:pos="2880"/>
+        </w:tabs>
+        <w:ind w:left="2880" w:hanging="360"/>
+      </w:pPr>
+      <w:rPr>
+        <w:rFonts w:ascii="Wingdings" w:hAnsi="Wingdings" w:hint="default"/>
+        <w:sz w:val="20"/>
+      </w:rPr>
+    </w:lvl>
+    <w:lvl w:ilvl="4" w:tentative="1">
+      <w:start w:val="1"/>
+      <w:numFmt w:val="bullet"/>
+      <w:lvlText w:val=""/>
+      <w:lvlJc w:val="left"/>
+      <w:pPr>
+        <w:tabs>
+          <w:tab w:val="num" w:pos="3600"/>
+        </w:tabs>
+        <w:ind w:left="3600" w:hanging="360"/>
+      </w:pPr>
+      <w:rPr>
+        <w:rFonts w:ascii="Wingdings" w:hAnsi="Wingdings" w:hint="default"/>
+        <w:sz w:val="20"/>
+      </w:rPr>
+    </w:lvl>
+    <w:lvl w:ilvl="5" w:tentative="1">
+      <w:start w:val="1"/>
+      <w:numFmt w:val="bullet"/>
+      <w:lvlText w:val=""/>
+      <w:lvlJc w:val="left"/>
+      <w:pPr>
+        <w:tabs>
+          <w:tab w:val="num" w:pos="4320"/>
+        </w:tabs>
+        <w:ind w:left="4320" w:hanging="360"/>
+      </w:pPr>
+      <w:rPr>
+        <w:rFonts w:ascii="Wingdings" w:hAnsi="Wingdings" w:hint="default"/>
+        <w:sz w:val="20"/>
+      </w:rPr>
+    </w:lvl>
+    <w:lvl w:ilvl="6" w:tentative="1">
+      <w:start w:val="1"/>
+      <w:numFmt w:val="bullet"/>
+      <w:lvlText w:val=""/>
+      <w:lvlJc w:val="left"/>
+      <w:pPr>
+        <w:tabs>
+          <w:tab w:val="num" w:pos="5040"/>
+        </w:tabs>
+        <w:ind w:left="5040" w:hanging="360"/>
+      </w:pPr>
+      <w:rPr>
+        <w:rFonts w:ascii="Wingdings" w:hAnsi="Wingdings" w:hint="default"/>
+        <w:sz w:val="20"/>
+      </w:rPr>
+    </w:lvl>
+    <w:lvl w:ilvl="7" w:tentative="1">
+      <w:start w:val="1"/>
+      <w:numFmt w:val="bullet"/>
+      <w:lvlText w:val=""/>
+      <w:lvlJc w:val="left"/>
+      <w:pPr>
+        <w:tabs>
+          <w:tab w:val="num" w:pos="5760"/>
+        </w:tabs>
+        <w:ind w:left="5760" w:hanging="360"/>
+      </w:pPr>
+      <w:rPr>
+        <w:rFonts w:ascii="Wingdings" w:hAnsi="Wingdings" w:hint="default"/>
+        <w:sz w:val="20"/>
+      </w:rPr>
+    </w:lvl>
+    <w:lvl w:ilvl="8" w:tentative="1">
+      <w:start w:val="1"/>
+      <w:numFmt w:val="bullet"/>
+      <w:lvlText w:val=""/>
+      <w:lvlJc w:val="left"/>
+      <w:pPr>
+        <w:tabs>
+          <w:tab w:val="num" w:pos="6480"/>
+        </w:tabs>
+        <w:ind w:left="6480" w:hanging="360"/>
+      </w:pPr>
+      <w:rPr>
+        <w:rFonts w:ascii="Wingdings" w:hAnsi="Wingdings" w:hint="default"/>
+        <w:sz w:val="20"/>
+      </w:rPr>
+    </w:lvl>
+  </w:abstractNum>
+  <w:abstractNum w:abstractNumId="3" w15:restartNumberingAfterBreak="0">
+    <w:nsid w:val="18256650"/>
+    <w:multiLevelType w:val="multilevel"/>
+    <w:tmpl w:val="97EA7F82"/>
+    <w:lvl w:ilvl="0">
+      <w:start w:val="3"/>
+      <w:numFmt w:val="decimal"/>
+      <w:lvlText w:val="%1."/>
+      <w:lvlJc w:val="left"/>
+      <w:pPr>
+        <w:tabs>
+          <w:tab w:val="num" w:pos="720"/>
+        </w:tabs>
+        <w:ind w:left="720" w:hanging="360"/>
+      </w:pPr>
+    </w:lvl>
+    <w:lvl w:ilvl="1" w:tentative="1">
+      <w:start w:val="1"/>
+      <w:numFmt w:val="decimal"/>
+      <w:lvlText w:val="%2."/>
+      <w:lvlJc w:val="left"/>
+      <w:pPr>
+        <w:tabs>
+          <w:tab w:val="num" w:pos="1440"/>
+        </w:tabs>
+        <w:ind w:left="1440" w:hanging="360"/>
+      </w:pPr>
+    </w:lvl>
+    <w:lvl w:ilvl="2" w:tentative="1">
+      <w:start w:val="1"/>
+      <w:numFmt w:val="decimal"/>
+      <w:lvlText w:val="%3."/>
+      <w:lvlJc w:val="left"/>
+      <w:pPr>
+        <w:tabs>
+          <w:tab w:val="num" w:pos="2160"/>
+        </w:tabs>
+        <w:ind w:left="2160" w:hanging="360"/>
+      </w:pPr>
+    </w:lvl>
+    <w:lvl w:ilvl="3" w:tentative="1">
+      <w:start w:val="1"/>
+      <w:numFmt w:val="decimal"/>
+      <w:lvlText w:val="%4."/>
+      <w:lvlJc w:val="left"/>
+      <w:pPr>
+        <w:tabs>
+          <w:tab w:val="num" w:pos="2880"/>
+        </w:tabs>
+        <w:ind w:left="2880" w:hanging="360"/>
+      </w:pPr>
+    </w:lvl>
+    <w:lvl w:ilvl="4" w:tentative="1">
+      <w:start w:val="1"/>
+      <w:numFmt w:val="decimal"/>
+      <w:lvlText w:val="%5."/>
+      <w:lvlJc w:val="left"/>
+      <w:pPr>
+        <w:tabs>
+          <w:tab w:val="num" w:pos="3600"/>
+        </w:tabs>
+        <w:ind w:left="3600" w:hanging="360"/>
+      </w:pPr>
+    </w:lvl>
+    <w:lvl w:ilvl="5" w:tentative="1">
+      <w:start w:val="1"/>
+      <w:numFmt w:val="decimal"/>
+      <w:lvlText w:val="%6."/>
+      <w:lvlJc w:val="left"/>
+      <w:pPr>
+        <w:tabs>
+          <w:tab w:val="num" w:pos="4320"/>
+        </w:tabs>
+        <w:ind w:left="4320" w:hanging="360"/>
+      </w:pPr>
+    </w:lvl>
+    <w:lvl w:ilvl="6" w:tentative="1">
+      <w:start w:val="1"/>
+      <w:numFmt w:val="decimal"/>
+      <w:lvlText w:val="%7."/>
+      <w:lvlJc w:val="left"/>
+      <w:pPr>
+        <w:tabs>
+          <w:tab w:val="num" w:pos="5040"/>
+        </w:tabs>
+        <w:ind w:left="5040" w:hanging="360"/>
+      </w:pPr>
+    </w:lvl>
+    <w:lvl w:ilvl="7" w:tentative="1">
+      <w:start w:val="1"/>
+      <w:numFmt w:val="decimal"/>
+      <w:lvlText w:val="%8."/>
+      <w:lvlJc w:val="left"/>
+      <w:pPr>
+        <w:tabs>
+          <w:tab w:val="num" w:pos="5760"/>
+        </w:tabs>
+        <w:ind w:left="5760" w:hanging="360"/>
+      </w:pPr>
+    </w:lvl>
+    <w:lvl w:ilvl="8" w:tentative="1">
+      <w:start w:val="1"/>
+      <w:numFmt w:val="decimal"/>
+      <w:lvlText w:val="%9."/>
+      <w:lvlJc w:val="left"/>
+      <w:pPr>
+        <w:tabs>
+          <w:tab w:val="num" w:pos="6480"/>
+        </w:tabs>
+        <w:ind w:left="6480" w:hanging="360"/>
+      </w:pPr>
+    </w:lvl>
+  </w:abstractNum>
+  <w:abstractNum w:abstractNumId="4" w15:restartNumberingAfterBreak="0">
+    <w:nsid w:val="22624BB5"/>
+    <w:multiLevelType w:val="multilevel"/>
+    <w:tmpl w:val="56101EB8"/>
+    <w:lvl w:ilvl="0">
+      <w:start w:val="1"/>
+      <w:numFmt w:val="bullet"/>
+      <w:lvlText w:val=""/>
+      <w:lvlJc w:val="left"/>
+      <w:pPr>
+        <w:tabs>
+          <w:tab w:val="num" w:pos="720"/>
+        </w:tabs>
+        <w:ind w:left="720" w:hanging="360"/>
+      </w:pPr>
+      <w:rPr>
+        <w:rFonts w:ascii="Symbol" w:hAnsi="Symbol" w:hint="default"/>
+        <w:sz w:val="20"/>
+      </w:rPr>
+    </w:lvl>
+    <w:lvl w:ilvl="1" w:tentative="1">
+      <w:start w:val="1"/>
+      <w:numFmt w:val="bullet"/>
+      <w:lvlText w:val="o"/>
+      <w:lvlJc w:val="left"/>
+      <w:pPr>
+        <w:tabs>
+          <w:tab w:val="num" w:pos="1440"/>
+        </w:tabs>
+        <w:ind w:left="1440" w:hanging="360"/>
+      </w:pPr>
+      <w:rPr>
+        <w:rFonts w:ascii="Courier New" w:hAnsi="Courier New" w:hint="default"/>
+        <w:sz w:val="20"/>
+      </w:rPr>
+    </w:lvl>
+    <w:lvl w:ilvl="2" w:tentative="1">
+      <w:start w:val="1"/>
+      <w:numFmt w:val="bullet"/>
+      <w:lvlText w:val=""/>
+      <w:lvlJc w:val="left"/>
+      <w:pPr>
+        <w:tabs>
+          <w:tab w:val="num" w:pos="2160"/>
+        </w:tabs>
+        <w:ind w:left="2160" w:hanging="360"/>
+      </w:pPr>
+      <w:rPr>
+        <w:rFonts w:ascii="Wingdings" w:hAnsi="Wingdings" w:hint="default"/>
+        <w:sz w:val="20"/>
+      </w:rPr>
+    </w:lvl>
+    <w:lvl w:ilvl="3" w:tentative="1">
+      <w:start w:val="1"/>
+      <w:numFmt w:val="bullet"/>
+      <w:lvlText w:val=""/>
+      <w:lvlJc w:val="left"/>
+      <w:pPr>
+        <w:tabs>
+          <w:tab w:val="num" w:pos="2880"/>
+        </w:tabs>
+        <w:ind w:left="2880" w:hanging="360"/>
+      </w:pPr>
+      <w:rPr>
+        <w:rFonts w:ascii="Wingdings" w:hAnsi="Wingdings" w:hint="default"/>
+        <w:sz w:val="20"/>
+      </w:rPr>
+    </w:lvl>
+    <w:lvl w:ilvl="4" w:tentative="1">
+      <w:start w:val="1"/>
+      <w:numFmt w:val="bullet"/>
+      <w:lvlText w:val=""/>
+      <w:lvlJc w:val="left"/>
+      <w:pPr>
+        <w:tabs>
+          <w:tab w:val="num" w:pos="3600"/>
+        </w:tabs>
+        <w:ind w:left="3600" w:hanging="360"/>
+      </w:pPr>
+      <w:rPr>
+        <w:rFonts w:ascii="Wingdings" w:hAnsi="Wingdings" w:hint="default"/>
+        <w:sz w:val="20"/>
+      </w:rPr>
+    </w:lvl>
+    <w:lvl w:ilvl="5" w:tentative="1">
+      <w:start w:val="1"/>
+      <w:numFmt w:val="bullet"/>
+      <w:lvlText w:val=""/>
+      <w:lvlJc w:val="left"/>
+      <w:pPr>
+        <w:tabs>
+          <w:tab w:val="num" w:pos="4320"/>
+        </w:tabs>
+        <w:ind w:left="4320" w:hanging="360"/>
+      </w:pPr>
+      <w:rPr>
+        <w:rFonts w:ascii="Wingdings" w:hAnsi="Wingdings" w:hint="default"/>
+        <w:sz w:val="20"/>
+      </w:rPr>
+    </w:lvl>
+    <w:lvl w:ilvl="6" w:tentative="1">
+      <w:start w:val="1"/>
+      <w:numFmt w:val="bullet"/>
+      <w:lvlText w:val=""/>
+      <w:lvlJc w:val="left"/>
+      <w:pPr>
+        <w:tabs>
+          <w:tab w:val="num" w:pos="5040"/>
+        </w:tabs>
+        <w:ind w:left="5040" w:hanging="360"/>
+      </w:pPr>
+      <w:rPr>
+        <w:rFonts w:ascii="Wingdings" w:hAnsi="Wingdings" w:hint="default"/>
+        <w:sz w:val="20"/>
+      </w:rPr>
+    </w:lvl>
+    <w:lvl w:ilvl="7" w:tentative="1">
+      <w:start w:val="1"/>
+      <w:numFmt w:val="bullet"/>
+      <w:lvlText w:val=""/>
+      <w:lvlJc w:val="left"/>
+      <w:pPr>
+        <w:tabs>
+          <w:tab w:val="num" w:pos="5760"/>
+        </w:tabs>
+        <w:ind w:left="5760" w:hanging="360"/>
+      </w:pPr>
+      <w:rPr>
+        <w:rFonts w:ascii="Wingdings" w:hAnsi="Wingdings" w:hint="default"/>
+        <w:sz w:val="20"/>
+      </w:rPr>
+    </w:lvl>
+    <w:lvl w:ilvl="8" w:tentative="1">
+      <w:start w:val="1"/>
+      <w:numFmt w:val="bullet"/>
+      <w:lvlText w:val=""/>
+      <w:lvlJc w:val="left"/>
+      <w:pPr>
+        <w:tabs>
+          <w:tab w:val="num" w:pos="6480"/>
+        </w:tabs>
+        <w:ind w:left="6480" w:hanging="360"/>
+      </w:pPr>
+      <w:rPr>
+        <w:rFonts w:ascii="Wingdings" w:hAnsi="Wingdings" w:hint="default"/>
+        <w:sz w:val="20"/>
+      </w:rPr>
+    </w:lvl>
+  </w:abstractNum>
+  <w:abstractNum w:abstractNumId="5" w15:restartNumberingAfterBreak="0">
+    <w:nsid w:val="276634E8"/>
+    <w:multiLevelType w:val="multilevel"/>
+    <w:tmpl w:val="DF6E0E00"/>
+    <w:lvl w:ilvl="0">
+      <w:start w:val="5"/>
+      <w:numFmt w:val="decimal"/>
+      <w:lvlText w:val="%1."/>
+      <w:lvlJc w:val="left"/>
+      <w:pPr>
+        <w:tabs>
+          <w:tab w:val="num" w:pos="720"/>
+        </w:tabs>
+        <w:ind w:left="720" w:hanging="360"/>
+      </w:pPr>
+    </w:lvl>
+    <w:lvl w:ilvl="1" w:tentative="1">
+      <w:start w:val="1"/>
+      <w:numFmt w:val="decimal"/>
+      <w:lvlText w:val="%2."/>
+      <w:lvlJc w:val="left"/>
+      <w:pPr>
+        <w:tabs>
+          <w:tab w:val="num" w:pos="1440"/>
+        </w:tabs>
+        <w:ind w:left="1440" w:hanging="360"/>
+      </w:pPr>
+    </w:lvl>
+    <w:lvl w:ilvl="2" w:tentative="1">
+      <w:start w:val="1"/>
+      <w:numFmt w:val="decimal"/>
+      <w:lvlText w:val="%3."/>
+      <w:lvlJc w:val="left"/>
+      <w:pPr>
+        <w:tabs>
+          <w:tab w:val="num" w:pos="2160"/>
+        </w:tabs>
+        <w:ind w:left="2160" w:hanging="360"/>
+      </w:pPr>
+    </w:lvl>
+    <w:lvl w:ilvl="3" w:tentative="1">
+      <w:start w:val="1"/>
+      <w:numFmt w:val="decimal"/>
+      <w:lvlText w:val="%4."/>
+      <w:lvlJc w:val="left"/>
+      <w:pPr>
+        <w:tabs>
+          <w:tab w:val="num" w:pos="2880"/>
+        </w:tabs>
+        <w:ind w:left="2880" w:hanging="360"/>
+      </w:pPr>
+    </w:lvl>
+    <w:lvl w:ilvl="4" w:tentative="1">
+      <w:start w:val="1"/>
+      <w:numFmt w:val="decimal"/>
+      <w:lvlText w:val="%5."/>
+      <w:lvlJc w:val="left"/>
+      <w:pPr>
+        <w:tabs>
+          <w:tab w:val="num" w:pos="3600"/>
+        </w:tabs>
+        <w:ind w:left="3600" w:hanging="360"/>
+      </w:pPr>
+    </w:lvl>
+    <w:lvl w:ilvl="5" w:tentative="1">
+      <w:start w:val="1"/>
+      <w:numFmt w:val="decimal"/>
+      <w:lvlText w:val="%6."/>
+      <w:lvlJc w:val="left"/>
+      <w:pPr>
+        <w:tabs>
+          <w:tab w:val="num" w:pos="4320"/>
+        </w:tabs>
+        <w:ind w:left="4320" w:hanging="360"/>
+      </w:pPr>
+    </w:lvl>
+    <w:lvl w:ilvl="6" w:tentative="1">
+      <w:start w:val="1"/>
+      <w:numFmt w:val="decimal"/>
+      <w:lvlText w:val="%7."/>
+      <w:lvlJc w:val="left"/>
+      <w:pPr>
+        <w:tabs>
+          <w:tab w:val="num" w:pos="5040"/>
+        </w:tabs>
+        <w:ind w:left="5040" w:hanging="360"/>
+      </w:pPr>
+    </w:lvl>
+    <w:lvl w:ilvl="7" w:tentative="1">
+      <w:start w:val="1"/>
+      <w:numFmt w:val="decimal"/>
+      <w:lvlText w:val="%8."/>
+      <w:lvlJc w:val="left"/>
+      <w:pPr>
+        <w:tabs>
+          <w:tab w:val="num" w:pos="5760"/>
+        </w:tabs>
+        <w:ind w:left="5760" w:hanging="360"/>
+      </w:pPr>
+    </w:lvl>
+    <w:lvl w:ilvl="8" w:tentative="1">
+      <w:start w:val="1"/>
+      <w:numFmt w:val="decimal"/>
+      <w:lvlText w:val="%9."/>
+      <w:lvlJc w:val="left"/>
+      <w:pPr>
+        <w:tabs>
+          <w:tab w:val="num" w:pos="6480"/>
+        </w:tabs>
+        <w:ind w:left="6480" w:hanging="360"/>
+      </w:pPr>
+    </w:lvl>
+  </w:abstractNum>
+  <w:abstractNum w:abstractNumId="6" w15:restartNumberingAfterBreak="0">
+    <w:nsid w:val="2AEB3D9D"/>
+    <w:multiLevelType w:val="multilevel"/>
+    <w:tmpl w:val="C4103FE8"/>
+    <w:lvl w:ilvl="0">
+      <w:start w:val="1"/>
+      <w:numFmt w:val="bullet"/>
+      <w:lvlText w:val=""/>
+      <w:lvlJc w:val="left"/>
+      <w:pPr>
+        <w:tabs>
+          <w:tab w:val="num" w:pos="720"/>
+        </w:tabs>
+        <w:ind w:left="720" w:hanging="360"/>
+      </w:pPr>
+      <w:rPr>
+        <w:rFonts w:ascii="Symbol" w:hAnsi="Symbol" w:hint="default"/>
+        <w:sz w:val="20"/>
+      </w:rPr>
+    </w:lvl>
+    <w:lvl w:ilvl="1" w:tentative="1">
+      <w:start w:val="1"/>
+      <w:numFmt w:val="bullet"/>
+      <w:lvlText w:val="o"/>
+      <w:lvlJc w:val="left"/>
+      <w:pPr>
+        <w:tabs>
+          <w:tab w:val="num" w:pos="1440"/>
+        </w:tabs>
+        <w:ind w:left="1440" w:hanging="360"/>
+      </w:pPr>
+      <w:rPr>
+        <w:rFonts w:ascii="Courier New" w:hAnsi="Courier New" w:hint="default"/>
+        <w:sz w:val="20"/>
+      </w:rPr>
+    </w:lvl>
+    <w:lvl w:ilvl="2" w:tentative="1">
+      <w:start w:val="1"/>
+      <w:numFmt w:val="bullet"/>
+      <w:lvlText w:val=""/>
+      <w:lvlJc w:val="left"/>
+      <w:pPr>
+        <w:tabs>
+          <w:tab w:val="num" w:pos="2160"/>
+        </w:tabs>
+        <w:ind w:left="2160" w:hanging="360"/>
+      </w:pPr>
+      <w:rPr>
+        <w:rFonts w:ascii="Wingdings" w:hAnsi="Wingdings" w:hint="default"/>
+        <w:sz w:val="20"/>
+      </w:rPr>
+    </w:lvl>
+    <w:lvl w:ilvl="3" w:tentative="1">
+      <w:start w:val="1"/>
+      <w:numFmt w:val="bullet"/>
+      <w:lvlText w:val=""/>
+      <w:lvlJc w:val="left"/>
+      <w:pPr>
+        <w:tabs>
+          <w:tab w:val="num" w:pos="2880"/>
+        </w:tabs>
+        <w:ind w:left="2880" w:hanging="360"/>
+      </w:pPr>
+      <w:rPr>
+        <w:rFonts w:ascii="Wingdings" w:hAnsi="Wingdings" w:hint="default"/>
+        <w:sz w:val="20"/>
+      </w:rPr>
+    </w:lvl>
+    <w:lvl w:ilvl="4" w:tentative="1">
+      <w:start w:val="1"/>
+      <w:numFmt w:val="bullet"/>
+      <w:lvlText w:val=""/>
+      <w:lvlJc w:val="left"/>
+      <w:pPr>
+        <w:tabs>
+          <w:tab w:val="num" w:pos="3600"/>
+        </w:tabs>
+        <w:ind w:left="3600" w:hanging="360"/>
+      </w:pPr>
+      <w:rPr>
+        <w:rFonts w:ascii="Wingdings" w:hAnsi="Wingdings" w:hint="default"/>
+        <w:sz w:val="20"/>
+      </w:rPr>
+    </w:lvl>
+    <w:lvl w:ilvl="5" w:tentative="1">
+      <w:start w:val="1"/>
+      <w:numFmt w:val="bullet"/>
+      <w:lvlText w:val=""/>
+      <w:lvlJc w:val="left"/>
+      <w:pPr>
+        <w:tabs>
+          <w:tab w:val="num" w:pos="4320"/>
+        </w:tabs>
+        <w:ind w:left="4320" w:hanging="360"/>
+      </w:pPr>
+      <w:rPr>
+        <w:rFonts w:ascii="Wingdings" w:hAnsi="Wingdings" w:hint="default"/>
+        <w:sz w:val="20"/>
+      </w:rPr>
+    </w:lvl>
+    <w:lvl w:ilvl="6" w:tentative="1">
+      <w:start w:val="1"/>
+      <w:numFmt w:val="bullet"/>
+      <w:lvlText w:val=""/>
+      <w:lvlJc w:val="left"/>
+      <w:pPr>
+        <w:tabs>
+          <w:tab w:val="num" w:pos="5040"/>
+        </w:tabs>
+        <w:ind w:left="5040" w:hanging="360"/>
+      </w:pPr>
+      <w:rPr>
+        <w:rFonts w:ascii="Wingdings" w:hAnsi="Wingdings" w:hint="default"/>
+        <w:sz w:val="20"/>
+      </w:rPr>
+    </w:lvl>
+    <w:lvl w:ilvl="7" w:tentative="1">
+      <w:start w:val="1"/>
+      <w:numFmt w:val="bullet"/>
+      <w:lvlText w:val=""/>
+      <w:lvlJc w:val="left"/>
+      <w:pPr>
+        <w:tabs>
+          <w:tab w:val="num" w:pos="5760"/>
+        </w:tabs>
+        <w:ind w:left="5760" w:hanging="360"/>
+      </w:pPr>
+      <w:rPr>
+        <w:rFonts w:ascii="Wingdings" w:hAnsi="Wingdings" w:hint="default"/>
+        <w:sz w:val="20"/>
+      </w:rPr>
+    </w:lvl>
+    <w:lvl w:ilvl="8" w:tentative="1">
+      <w:start w:val="1"/>
+      <w:numFmt w:val="bullet"/>
+      <w:lvlText w:val=""/>
+      <w:lvlJc w:val="left"/>
+      <w:pPr>
+        <w:tabs>
+          <w:tab w:val="num" w:pos="6480"/>
+        </w:tabs>
+        <w:ind w:left="6480" w:hanging="360"/>
+      </w:pPr>
+      <w:rPr>
+        <w:rFonts w:ascii="Wingdings" w:hAnsi="Wingdings" w:hint="default"/>
+        <w:sz w:val="20"/>
+      </w:rPr>
+    </w:lvl>
+  </w:abstractNum>
+  <w:abstractNum w:abstractNumId="7" w15:restartNumberingAfterBreak="0">
+    <w:nsid w:val="38D8731C"/>
+    <w:multiLevelType w:val="multilevel"/>
+    <w:tmpl w:val="91AE2916"/>
+    <w:lvl w:ilvl="0">
+      <w:start w:val="1"/>
+      <w:numFmt w:val="decimal"/>
+      <w:lvlText w:val="%1."/>
+      <w:lvlJc w:val="left"/>
+      <w:pPr>
+        <w:tabs>
+          <w:tab w:val="num" w:pos="720"/>
+        </w:tabs>
+        <w:ind w:left="720" w:hanging="360"/>
+      </w:pPr>
+    </w:lvl>
+    <w:lvl w:ilvl="1" w:tentative="1">
+      <w:start w:val="1"/>
+      <w:numFmt w:val="decimal"/>
+      <w:lvlText w:val="%2."/>
+      <w:lvlJc w:val="left"/>
+      <w:pPr>
+        <w:tabs>
+          <w:tab w:val="num" w:pos="1440"/>
+        </w:tabs>
+        <w:ind w:left="1440" w:hanging="360"/>
+      </w:pPr>
+    </w:lvl>
+    <w:lvl w:ilvl="2" w:tentative="1">
+      <w:start w:val="1"/>
+      <w:numFmt w:val="decimal"/>
+      <w:lvlText w:val="%3."/>
+      <w:lvlJc w:val="left"/>
+      <w:pPr>
+        <w:tabs>
+          <w:tab w:val="num" w:pos="2160"/>
+        </w:tabs>
+        <w:ind w:left="2160" w:hanging="360"/>
+      </w:pPr>
+    </w:lvl>
+    <w:lvl w:ilvl="3" w:tentative="1">
+      <w:start w:val="1"/>
+      <w:numFmt w:val="decimal"/>
+      <w:lvlText w:val="%4."/>
+      <w:lvlJc w:val="left"/>
+      <w:pPr>
+        <w:tabs>
+          <w:tab w:val="num" w:pos="2880"/>
+        </w:tabs>
+        <w:ind w:left="2880" w:hanging="360"/>
+      </w:pPr>
+    </w:lvl>
+    <w:lvl w:ilvl="4" w:tentative="1">
+      <w:start w:val="1"/>
+      <w:numFmt w:val="decimal"/>
+      <w:lvlText w:val="%5."/>
+      <w:lvlJc w:val="left"/>
+      <w:pPr>
+        <w:tabs>
+          <w:tab w:val="num" w:pos="3600"/>
+        </w:tabs>
+        <w:ind w:left="3600" w:hanging="360"/>
+      </w:pPr>
+    </w:lvl>
+    <w:lvl w:ilvl="5" w:tentative="1">
+      <w:start w:val="1"/>
+      <w:numFmt w:val="decimal"/>
+      <w:lvlText w:val="%6."/>
+      <w:lvlJc w:val="left"/>
+      <w:pPr>
+        <w:tabs>
+          <w:tab w:val="num" w:pos="4320"/>
+        </w:tabs>
+        <w:ind w:left="4320" w:hanging="360"/>
+      </w:pPr>
+    </w:lvl>
+    <w:lvl w:ilvl="6" w:tentative="1">
+      <w:start w:val="1"/>
+      <w:numFmt w:val="decimal"/>
+      <w:lvlText w:val="%7."/>
+      <w:lvlJc w:val="left"/>
+      <w:pPr>
+        <w:tabs>
+          <w:tab w:val="num" w:pos="5040"/>
+        </w:tabs>
+        <w:ind w:left="5040" w:hanging="360"/>
+      </w:pPr>
+    </w:lvl>
+    <w:lvl w:ilvl="7" w:tentative="1">
+      <w:start w:val="1"/>
+      <w:numFmt w:val="decimal"/>
+      <w:lvlText w:val="%8."/>
+      <w:lvlJc w:val="left"/>
+      <w:pPr>
+        <w:tabs>
+          <w:tab w:val="num" w:pos="5760"/>
+        </w:tabs>
+        <w:ind w:left="5760" w:hanging="360"/>
+      </w:pPr>
+    </w:lvl>
+    <w:lvl w:ilvl="8" w:tentative="1">
+      <w:start w:val="1"/>
+      <w:numFmt w:val="decimal"/>
+      <w:lvlText w:val="%9."/>
+      <w:lvlJc w:val="left"/>
+      <w:pPr>
+        <w:tabs>
+          <w:tab w:val="num" w:pos="6480"/>
+        </w:tabs>
+        <w:ind w:left="6480" w:hanging="360"/>
+      </w:pPr>
+    </w:lvl>
+  </w:abstractNum>
+  <w:abstractNum w:abstractNumId="8" w15:restartNumberingAfterBreak="0">
     <w:nsid w:val="46BB3E99"/>
     <w:multiLevelType w:val="multilevel"/>
     <w:tmpl w:val="5064A69A"/>
@@ -1785,7 +4370,120 @@
       </w:rPr>
     </w:lvl>
   </w:abstractNum>
-  <w:abstractNum w:abstractNumId="1" w15:restartNumberingAfterBreak="0">
+  <w:abstractNum w:abstractNumId="9" w15:restartNumberingAfterBreak="0">
+    <w:nsid w:val="48F46B0E"/>
+    <w:multiLevelType w:val="multilevel"/>
+    <w:tmpl w:val="9DEAAF80"/>
+    <w:lvl w:ilvl="0">
+      <w:start w:val="6"/>
+      <w:numFmt w:val="decimal"/>
+      <w:lvlText w:val="%1."/>
+      <w:lvlJc w:val="left"/>
+      <w:pPr>
+        <w:tabs>
+          <w:tab w:val="num" w:pos="720"/>
+        </w:tabs>
+        <w:ind w:left="720" w:hanging="360"/>
+      </w:pPr>
+    </w:lvl>
+    <w:lvl w:ilvl="1" w:tentative="1">
+      <w:start w:val="1"/>
+      <w:numFmt w:val="decimal"/>
+      <w:lvlText w:val="%2."/>
+      <w:lvlJc w:val="left"/>
+      <w:pPr>
+        <w:tabs>
+          <w:tab w:val="num" w:pos="1440"/>
+        </w:tabs>
+        <w:ind w:left="1440" w:hanging="360"/>
+      </w:pPr>
+    </w:lvl>
+    <w:lvl w:ilvl="2" w:tentative="1">
+      <w:start w:val="1"/>
+      <w:numFmt w:val="decimal"/>
+      <w:lvlText w:val="%3."/>
+      <w:lvlJc w:val="left"/>
+      <w:pPr>
+        <w:tabs>
+          <w:tab w:val="num" w:pos="2160"/>
+        </w:tabs>
+        <w:ind w:left="2160" w:hanging="360"/>
+      </w:pPr>
+    </w:lvl>
+    <w:lvl w:ilvl="3" w:tentative="1">
+      <w:start w:val="1"/>
+      <w:numFmt w:val="decimal"/>
+      <w:lvlText w:val="%4."/>
+      <w:lvlJc w:val="left"/>
+      <w:pPr>
+        <w:tabs>
+          <w:tab w:val="num" w:pos="2880"/>
+        </w:tabs>
+        <w:ind w:left="2880" w:hanging="360"/>
+      </w:pPr>
+    </w:lvl>
+    <w:lvl w:ilvl="4" w:tentative="1">
+      <w:start w:val="1"/>
+      <w:numFmt w:val="decimal"/>
+      <w:lvlText w:val="%5."/>
+      <w:lvlJc w:val="left"/>
+      <w:pPr>
+        <w:tabs>
+          <w:tab w:val="num" w:pos="3600"/>
+        </w:tabs>
+        <w:ind w:left="3600" w:hanging="360"/>
+      </w:pPr>
+    </w:lvl>
+    <w:lvl w:ilvl="5" w:tentative="1">
+      <w:start w:val="1"/>
+      <w:numFmt w:val="decimal"/>
+      <w:lvlText w:val="%6."/>
+      <w:lvlJc w:val="left"/>
+      <w:pPr>
+        <w:tabs>
+          <w:tab w:val="num" w:pos="4320"/>
+        </w:tabs>
+        <w:ind w:left="4320" w:hanging="360"/>
+      </w:pPr>
+    </w:lvl>
+    <w:lvl w:ilvl="6" w:tentative="1">
+      <w:start w:val="1"/>
+      <w:numFmt w:val="decimal"/>
+      <w:lvlText w:val="%7."/>
+      <w:lvlJc w:val="left"/>
+      <w:pPr>
+        <w:tabs>
+          <w:tab w:val="num" w:pos="5040"/>
+        </w:tabs>
+        <w:ind w:left="5040" w:hanging="360"/>
+      </w:pPr>
+    </w:lvl>
+    <w:lvl w:ilvl="7" w:tentative="1">
+      <w:start w:val="1"/>
+      <w:numFmt w:val="decimal"/>
+      <w:lvlText w:val="%8."/>
+      <w:lvlJc w:val="left"/>
+      <w:pPr>
+        <w:tabs>
+          <w:tab w:val="num" w:pos="5760"/>
+        </w:tabs>
+        <w:ind w:left="5760" w:hanging="360"/>
+      </w:pPr>
+    </w:lvl>
+    <w:lvl w:ilvl="8" w:tentative="1">
+      <w:start w:val="1"/>
+      <w:numFmt w:val="decimal"/>
+      <w:lvlText w:val="%9."/>
+      <w:lvlJc w:val="left"/>
+      <w:pPr>
+        <w:tabs>
+          <w:tab w:val="num" w:pos="6480"/>
+        </w:tabs>
+        <w:ind w:left="6480" w:hanging="360"/>
+      </w:pPr>
+    </w:lvl>
+  </w:abstractNum>
+  <w:abstractNum w:abstractNumId="10" w15:restartNumberingAfterBreak="0">
     <w:nsid w:val="4A711B7C"/>
     <w:multiLevelType w:val="multilevel"/>
     <w:tmpl w:val="53C2C51A"/>
@@ -1934,7 +4632,7 @@
       </w:rPr>
     </w:lvl>
   </w:abstractNum>
-  <w:abstractNum w:abstractNumId="2" w15:restartNumberingAfterBreak="0">
+  <w:abstractNum w:abstractNumId="11" w15:restartNumberingAfterBreak="0">
     <w:nsid w:val="4EE275DB"/>
     <w:multiLevelType w:val="multilevel"/>
     <w:tmpl w:val="23780B4A"/>
@@ -2083,7 +4781,305 @@
       </w:rPr>
     </w:lvl>
   </w:abstractNum>
-  <w:abstractNum w:abstractNumId="3" w15:restartNumberingAfterBreak="0">
+  <w:abstractNum w:abstractNumId="12" w15:restartNumberingAfterBreak="0">
+    <w:nsid w:val="59072B81"/>
+    <w:multiLevelType w:val="multilevel"/>
+    <w:tmpl w:val="3E746360"/>
+    <w:lvl w:ilvl="0">
+      <w:start w:val="1"/>
+      <w:numFmt w:val="bullet"/>
+      <w:lvlText w:val=""/>
+      <w:lvlJc w:val="left"/>
+      <w:pPr>
+        <w:tabs>
+          <w:tab w:val="num" w:pos="720"/>
+        </w:tabs>
+        <w:ind w:left="720" w:hanging="360"/>
+      </w:pPr>
+      <w:rPr>
+        <w:rFonts w:ascii="Symbol" w:hAnsi="Symbol" w:hint="default"/>
+        <w:sz w:val="20"/>
+      </w:rPr>
+    </w:lvl>
+    <w:lvl w:ilvl="1" w:tentative="1">
+      <w:start w:val="1"/>
+      <w:numFmt w:val="bullet"/>
+      <w:lvlText w:val="o"/>
+      <w:lvlJc w:val="left"/>
+      <w:pPr>
+        <w:tabs>
+          <w:tab w:val="num" w:pos="1440"/>
+        </w:tabs>
+        <w:ind w:left="1440" w:hanging="360"/>
+      </w:pPr>
+      <w:rPr>
+        <w:rFonts w:ascii="Courier New" w:hAnsi="Courier New" w:hint="default"/>
+        <w:sz w:val="20"/>
+      </w:rPr>
+    </w:lvl>
+    <w:lvl w:ilvl="2" w:tentative="1">
+      <w:start w:val="1"/>
+      <w:numFmt w:val="bullet"/>
+      <w:lvlText w:val=""/>
+      <w:lvlJc w:val="left"/>
+      <w:pPr>
+        <w:tabs>
+          <w:tab w:val="num" w:pos="2160"/>
+        </w:tabs>
+        <w:ind w:left="2160" w:hanging="360"/>
+      </w:pPr>
+      <w:rPr>
+        <w:rFonts w:ascii="Wingdings" w:hAnsi="Wingdings" w:hint="default"/>
+        <w:sz w:val="20"/>
+      </w:rPr>
+    </w:lvl>
+    <w:lvl w:ilvl="3" w:tentative="1">
+      <w:start w:val="1"/>
+      <w:numFmt w:val="bullet"/>
+      <w:lvlText w:val=""/>
+      <w:lvlJc w:val="left"/>
+      <w:pPr>
+        <w:tabs>
+          <w:tab w:val="num" w:pos="2880"/>
+        </w:tabs>
+        <w:ind w:left="2880" w:hanging="360"/>
+      </w:pPr>
+      <w:rPr>
+        <w:rFonts w:ascii="Wingdings" w:hAnsi="Wingdings" w:hint="default"/>
+        <w:sz w:val="20"/>
+      </w:rPr>
+    </w:lvl>
+    <w:lvl w:ilvl="4" w:tentative="1">
+      <w:start w:val="1"/>
+      <w:numFmt w:val="bullet"/>
+      <w:lvlText w:val=""/>
+      <w:lvlJc w:val="left"/>
+      <w:pPr>
+        <w:tabs>
+          <w:tab w:val="num" w:pos="3600"/>
+        </w:tabs>
+        <w:ind w:left="3600" w:hanging="360"/>
+      </w:pPr>
+      <w:rPr>
+        <w:rFonts w:ascii="Wingdings" w:hAnsi="Wingdings" w:hint="default"/>
+        <w:sz w:val="20"/>
+      </w:rPr>
+    </w:lvl>
+    <w:lvl w:ilvl="5" w:tentative="1">
+      <w:start w:val="1"/>
+      <w:numFmt w:val="bullet"/>
+      <w:lvlText w:val=""/>
+      <w:lvlJc w:val="left"/>
+      <w:pPr>
+        <w:tabs>
+          <w:tab w:val="num" w:pos="4320"/>
+        </w:tabs>
+        <w:ind w:left="4320" w:hanging="360"/>
+      </w:pPr>
+      <w:rPr>
+        <w:rFonts w:ascii="Wingdings" w:hAnsi="Wingdings" w:hint="default"/>
+        <w:sz w:val="20"/>
+      </w:rPr>
+    </w:lvl>
+    <w:lvl w:ilvl="6" w:tentative="1">
+      <w:start w:val="1"/>
+      <w:numFmt w:val="bullet"/>
+      <w:lvlText w:val=""/>
+      <w:lvlJc w:val="left"/>
+      <w:pPr>
+        <w:tabs>
+          <w:tab w:val="num" w:pos="5040"/>
+        </w:tabs>
+        <w:ind w:left="5040" w:hanging="360"/>
+      </w:pPr>
+      <w:rPr>
+        <w:rFonts w:ascii="Wingdings" w:hAnsi="Wingdings" w:hint="default"/>
+        <w:sz w:val="20"/>
+      </w:rPr>
+    </w:lvl>
+    <w:lvl w:ilvl="7" w:tentative="1">
+      <w:start w:val="1"/>
+      <w:numFmt w:val="bullet"/>
+      <w:lvlText w:val=""/>
+      <w:lvlJc w:val="left"/>
+      <w:pPr>
+        <w:tabs>
+          <w:tab w:val="num" w:pos="5760"/>
+        </w:tabs>
+        <w:ind w:left="5760" w:hanging="360"/>
+      </w:pPr>
+      <w:rPr>
+        <w:rFonts w:ascii="Wingdings" w:hAnsi="Wingdings" w:hint="default"/>
+        <w:sz w:val="20"/>
+      </w:rPr>
+    </w:lvl>
+    <w:lvl w:ilvl="8" w:tentative="1">
+      <w:start w:val="1"/>
+      <w:numFmt w:val="bullet"/>
+      <w:lvlText w:val=""/>
+      <w:lvlJc w:val="left"/>
+      <w:pPr>
+        <w:tabs>
+          <w:tab w:val="num" w:pos="6480"/>
+        </w:tabs>
+        <w:ind w:left="6480" w:hanging="360"/>
+      </w:pPr>
+      <w:rPr>
+        <w:rFonts w:ascii="Wingdings" w:hAnsi="Wingdings" w:hint="default"/>
+        <w:sz w:val="20"/>
+      </w:rPr>
+    </w:lvl>
+  </w:abstractNum>
+  <w:abstractNum w:abstractNumId="13" w15:restartNumberingAfterBreak="0">
+    <w:nsid w:val="5DFD713E"/>
+    <w:multiLevelType w:val="multilevel"/>
+    <w:tmpl w:val="6BCC122A"/>
+    <w:lvl w:ilvl="0">
+      <w:start w:val="1"/>
+      <w:numFmt w:val="bullet"/>
+      <w:lvlText w:val=""/>
+      <w:lvlJc w:val="left"/>
+      <w:pPr>
+        <w:tabs>
+          <w:tab w:val="num" w:pos="720"/>
+        </w:tabs>
+        <w:ind w:left="720" w:hanging="360"/>
+      </w:pPr>
+      <w:rPr>
+        <w:rFonts w:ascii="Symbol" w:hAnsi="Symbol" w:hint="default"/>
+        <w:sz w:val="20"/>
+      </w:rPr>
+    </w:lvl>
+    <w:lvl w:ilvl="1" w:tentative="1">
+      <w:start w:val="1"/>
+      <w:numFmt w:val="bullet"/>
+      <w:lvlText w:val="o"/>
+      <w:lvlJc w:val="left"/>
+      <w:pPr>
+        <w:tabs>
+          <w:tab w:val="num" w:pos="1440"/>
+        </w:tabs>
+        <w:ind w:left="1440" w:hanging="360"/>
+      </w:pPr>
+      <w:rPr>
+        <w:rFonts w:ascii="Courier New" w:hAnsi="Courier New" w:hint="default"/>
+        <w:sz w:val="20"/>
+      </w:rPr>
+    </w:lvl>
+    <w:lvl w:ilvl="2" w:tentative="1">
+      <w:start w:val="1"/>
+      <w:numFmt w:val="bullet"/>
+      <w:lvlText w:val=""/>
+      <w:lvlJc w:val="left"/>
+      <w:pPr>
+        <w:tabs>
+          <w:tab w:val="num" w:pos="2160"/>
+        </w:tabs>
+        <w:ind w:left="2160" w:hanging="360"/>
+      </w:pPr>
+      <w:rPr>
+        <w:rFonts w:ascii="Wingdings" w:hAnsi="Wingdings" w:hint="default"/>
+        <w:sz w:val="20"/>
+      </w:rPr>
+    </w:lvl>
+    <w:lvl w:ilvl="3" w:tentative="1">
+      <w:start w:val="1"/>
+      <w:numFmt w:val="bullet"/>
+      <w:lvlText w:val=""/>
+      <w:lvlJc w:val="left"/>
+      <w:pPr>
+        <w:tabs>
+          <w:tab w:val="num" w:pos="2880"/>
+        </w:tabs>
+        <w:ind w:left="2880" w:hanging="360"/>
+      </w:pPr>
+      <w:rPr>
+        <w:rFonts w:ascii="Wingdings" w:hAnsi="Wingdings" w:hint="default"/>
+        <w:sz w:val="20"/>
+      </w:rPr>
+    </w:lvl>
+    <w:lvl w:ilvl="4" w:tentative="1">
+      <w:start w:val="1"/>
+      <w:numFmt w:val="bullet"/>
+      <w:lvlText w:val=""/>
+      <w:lvlJc w:val="left"/>
+      <w:pPr>
+        <w:tabs>
+          <w:tab w:val="num" w:pos="3600"/>
+        </w:tabs>
+        <w:ind w:left="3600" w:hanging="360"/>
+      </w:pPr>
+      <w:rPr>
+        <w:rFonts w:ascii="Wingdings" w:hAnsi="Wingdings" w:hint="default"/>
+        <w:sz w:val="20"/>
+      </w:rPr>
+    </w:lvl>
+    <w:lvl w:ilvl="5" w:tentative="1">
+      <w:start w:val="1"/>
+      <w:numFmt w:val="bullet"/>
+      <w:lvlText w:val=""/>
+      <w:lvlJc w:val="left"/>
+      <w:pPr>
+        <w:tabs>
+          <w:tab w:val="num" w:pos="4320"/>
+        </w:tabs>
+        <w:ind w:left="4320" w:hanging="360"/>
+      </w:pPr>
+      <w:rPr>
+        <w:rFonts w:ascii="Wingdings" w:hAnsi="Wingdings" w:hint="default"/>
+        <w:sz w:val="20"/>
+      </w:rPr>
+    </w:lvl>
+    <w:lvl w:ilvl="6" w:tentative="1">
+      <w:start w:val="1"/>
+      <w:numFmt w:val="bullet"/>
+      <w:lvlText w:val=""/>
+      <w:lvlJc w:val="left"/>
+      <w:pPr>
+        <w:tabs>
+          <w:tab w:val="num" w:pos="5040"/>
+        </w:tabs>
+        <w:ind w:left="5040" w:hanging="360"/>
+      </w:pPr>
+      <w:rPr>
+        <w:rFonts w:ascii="Wingdings" w:hAnsi="Wingdings" w:hint="default"/>
+        <w:sz w:val="20"/>
+      </w:rPr>
+    </w:lvl>
+    <w:lvl w:ilvl="7" w:tentative="1">
+      <w:start w:val="1"/>
+      <w:numFmt w:val="bullet"/>
+      <w:lvlText w:val=""/>
+      <w:lvlJc w:val="left"/>
+      <w:pPr>
+        <w:tabs>
+          <w:tab w:val="num" w:pos="5760"/>
+        </w:tabs>
+        <w:ind w:left="5760" w:hanging="360"/>
+      </w:pPr>
+      <w:rPr>
+        <w:rFonts w:ascii="Wingdings" w:hAnsi="Wingdings" w:hint="default"/>
+        <w:sz w:val="20"/>
+      </w:rPr>
+    </w:lvl>
+    <w:lvl w:ilvl="8" w:tentative="1">
+      <w:start w:val="1"/>
+      <w:numFmt w:val="bullet"/>
+      <w:lvlText w:val=""/>
+      <w:lvlJc w:val="left"/>
+      <w:pPr>
+        <w:tabs>
+          <w:tab w:val="num" w:pos="6480"/>
+        </w:tabs>
+        <w:ind w:left="6480" w:hanging="360"/>
+      </w:pPr>
+      <w:rPr>
+        <w:rFonts w:ascii="Wingdings" w:hAnsi="Wingdings" w:hint="default"/>
+        <w:sz w:val="20"/>
+      </w:rPr>
+    </w:lvl>
+  </w:abstractNum>
+  <w:abstractNum w:abstractNumId="14" w15:restartNumberingAfterBreak="0">
     <w:nsid w:val="603942D7"/>
     <w:multiLevelType w:val="multilevel"/>
     <w:tmpl w:val="CE12FCC0"/>
@@ -2232,7 +5228,7 @@
       </w:rPr>
     </w:lvl>
   </w:abstractNum>
-  <w:abstractNum w:abstractNumId="4" w15:restartNumberingAfterBreak="0">
+  <w:abstractNum w:abstractNumId="15" w15:restartNumberingAfterBreak="0">
     <w:nsid w:val="67C42109"/>
     <w:multiLevelType w:val="multilevel"/>
     <w:tmpl w:val="0630A36A"/>
@@ -2381,7 +5377,7 @@
       </w:rPr>
     </w:lvl>
   </w:abstractNum>
-  <w:abstractNum w:abstractNumId="5" w15:restartNumberingAfterBreak="0">
+  <w:abstractNum w:abstractNumId="16" w15:restartNumberingAfterBreak="0">
     <w:nsid w:val="68920658"/>
     <w:multiLevelType w:val="multilevel"/>
     <w:tmpl w:val="21FC27F2"/>
@@ -2530,7 +5526,454 @@
       </w:rPr>
     </w:lvl>
   </w:abstractNum>
-  <w:abstractNum w:abstractNumId="6" w15:restartNumberingAfterBreak="0">
+  <w:abstractNum w:abstractNumId="17" w15:restartNumberingAfterBreak="0">
+    <w:nsid w:val="73D46D2E"/>
+    <w:multiLevelType w:val="multilevel"/>
+    <w:tmpl w:val="759666B0"/>
+    <w:lvl w:ilvl="0">
+      <w:start w:val="1"/>
+      <w:numFmt w:val="bullet"/>
+      <w:lvlText w:val=""/>
+      <w:lvlJc w:val="left"/>
+      <w:pPr>
+        <w:tabs>
+          <w:tab w:val="num" w:pos="720"/>
+        </w:tabs>
+        <w:ind w:left="720" w:hanging="360"/>
+      </w:pPr>
+      <w:rPr>
+        <w:rFonts w:ascii="Symbol" w:hAnsi="Symbol" w:hint="default"/>
+        <w:sz w:val="20"/>
+      </w:rPr>
+    </w:lvl>
+    <w:lvl w:ilvl="1" w:tentative="1">
+      <w:start w:val="1"/>
+      <w:numFmt w:val="bullet"/>
+      <w:lvlText w:val="o"/>
+      <w:lvlJc w:val="left"/>
+      <w:pPr>
+        <w:tabs>
+          <w:tab w:val="num" w:pos="1440"/>
+        </w:tabs>
+        <w:ind w:left="1440" w:hanging="360"/>
+      </w:pPr>
+      <w:rPr>
+        <w:rFonts w:ascii="Courier New" w:hAnsi="Courier New" w:hint="default"/>
+        <w:sz w:val="20"/>
+      </w:rPr>
+    </w:lvl>
+    <w:lvl w:ilvl="2" w:tentative="1">
+      <w:start w:val="1"/>
+      <w:numFmt w:val="bullet"/>
+      <w:lvlText w:val=""/>
+      <w:lvlJc w:val="left"/>
+      <w:pPr>
+        <w:tabs>
+          <w:tab w:val="num" w:pos="2160"/>
+        </w:tabs>
+        <w:ind w:left="2160" w:hanging="360"/>
+      </w:pPr>
+      <w:rPr>
+        <w:rFonts w:ascii="Wingdings" w:hAnsi="Wingdings" w:hint="default"/>
+        <w:sz w:val="20"/>
+      </w:rPr>
+    </w:lvl>
+    <w:lvl w:ilvl="3" w:tentative="1">
+      <w:start w:val="1"/>
+      <w:numFmt w:val="bullet"/>
+      <w:lvlText w:val=""/>
+      <w:lvlJc w:val="left"/>
+      <w:pPr>
+        <w:tabs>
+          <w:tab w:val="num" w:pos="2880"/>
+        </w:tabs>
+        <w:ind w:left="2880" w:hanging="360"/>
+      </w:pPr>
+      <w:rPr>
+        <w:rFonts w:ascii="Wingdings" w:hAnsi="Wingdings" w:hint="default"/>
+        <w:sz w:val="20"/>
+      </w:rPr>
+    </w:lvl>
+    <w:lvl w:ilvl="4" w:tentative="1">
+      <w:start w:val="1"/>
+      <w:numFmt w:val="bullet"/>
+      <w:lvlText w:val=""/>
+      <w:lvlJc w:val="left"/>
+      <w:pPr>
+        <w:tabs>
+          <w:tab w:val="num" w:pos="3600"/>
+        </w:tabs>
+        <w:ind w:left="3600" w:hanging="360"/>
+      </w:pPr>
+      <w:rPr>
+        <w:rFonts w:ascii="Wingdings" w:hAnsi="Wingdings" w:hint="default"/>
+        <w:sz w:val="20"/>
+      </w:rPr>
+    </w:lvl>
+    <w:lvl w:ilvl="5" w:tentative="1">
+      <w:start w:val="1"/>
+      <w:numFmt w:val="bullet"/>
+      <w:lvlText w:val=""/>
+      <w:lvlJc w:val="left"/>
+      <w:pPr>
+        <w:tabs>
+          <w:tab w:val="num" w:pos="4320"/>
+        </w:tabs>
+        <w:ind w:left="4320" w:hanging="360"/>
+      </w:pPr>
+      <w:rPr>
+        <w:rFonts w:ascii="Wingdings" w:hAnsi="Wingdings" w:hint="default"/>
+        <w:sz w:val="20"/>
+      </w:rPr>
+    </w:lvl>
+    <w:lvl w:ilvl="6" w:tentative="1">
+      <w:start w:val="1"/>
+      <w:numFmt w:val="bullet"/>
+      <w:lvlText w:val=""/>
+      <w:lvlJc w:val="left"/>
+      <w:pPr>
+        <w:tabs>
+          <w:tab w:val="num" w:pos="5040"/>
+        </w:tabs>
+        <w:ind w:left="5040" w:hanging="360"/>
+      </w:pPr>
+      <w:rPr>
+        <w:rFonts w:ascii="Wingdings" w:hAnsi="Wingdings" w:hint="default"/>
+        <w:sz w:val="20"/>
+      </w:rPr>
+    </w:lvl>
+    <w:lvl w:ilvl="7" w:tentative="1">
+      <w:start w:val="1"/>
+      <w:numFmt w:val="bullet"/>
+      <w:lvlText w:val=""/>
+      <w:lvlJc w:val="left"/>
+      <w:pPr>
+        <w:tabs>
+          <w:tab w:val="num" w:pos="5760"/>
+        </w:tabs>
+        <w:ind w:left="5760" w:hanging="360"/>
+      </w:pPr>
+      <w:rPr>
+        <w:rFonts w:ascii="Wingdings" w:hAnsi="Wingdings" w:hint="default"/>
+        <w:sz w:val="20"/>
+      </w:rPr>
+    </w:lvl>
+    <w:lvl w:ilvl="8" w:tentative="1">
+      <w:start w:val="1"/>
+      <w:numFmt w:val="bullet"/>
+      <w:lvlText w:val=""/>
+      <w:lvlJc w:val="left"/>
+      <w:pPr>
+        <w:tabs>
+          <w:tab w:val="num" w:pos="6480"/>
+        </w:tabs>
+        <w:ind w:left="6480" w:hanging="360"/>
+      </w:pPr>
+      <w:rPr>
+        <w:rFonts w:ascii="Wingdings" w:hAnsi="Wingdings" w:hint="default"/>
+        <w:sz w:val="20"/>
+      </w:rPr>
+    </w:lvl>
+  </w:abstractNum>
+  <w:abstractNum w:abstractNumId="18" w15:restartNumberingAfterBreak="0">
+    <w:nsid w:val="74842C80"/>
+    <w:multiLevelType w:val="multilevel"/>
+    <w:tmpl w:val="AEAA315A"/>
+    <w:lvl w:ilvl="0">
+      <w:start w:val="1"/>
+      <w:numFmt w:val="bullet"/>
+      <w:lvlText w:val=""/>
+      <w:lvlJc w:val="left"/>
+      <w:pPr>
+        <w:tabs>
+          <w:tab w:val="num" w:pos="720"/>
+        </w:tabs>
+        <w:ind w:left="720" w:hanging="360"/>
+      </w:pPr>
+      <w:rPr>
+        <w:rFonts w:ascii="Symbol" w:hAnsi="Symbol" w:hint="default"/>
+        <w:sz w:val="20"/>
+      </w:rPr>
+    </w:lvl>
+    <w:lvl w:ilvl="1" w:tentative="1">
+      <w:start w:val="1"/>
+      <w:numFmt w:val="bullet"/>
+      <w:lvlText w:val="o"/>
+      <w:lvlJc w:val="left"/>
+      <w:pPr>
+        <w:tabs>
+          <w:tab w:val="num" w:pos="1440"/>
+        </w:tabs>
+        <w:ind w:left="1440" w:hanging="360"/>
+      </w:pPr>
+      <w:rPr>
+        <w:rFonts w:ascii="Courier New" w:hAnsi="Courier New" w:hint="default"/>
+        <w:sz w:val="20"/>
+      </w:rPr>
+    </w:lvl>
+    <w:lvl w:ilvl="2" w:tentative="1">
+      <w:start w:val="1"/>
+      <w:numFmt w:val="bullet"/>
+      <w:lvlText w:val=""/>
+      <w:lvlJc w:val="left"/>
+      <w:pPr>
+        <w:tabs>
+          <w:tab w:val="num" w:pos="2160"/>
+        </w:tabs>
+        <w:ind w:left="2160" w:hanging="360"/>
+      </w:pPr>
+      <w:rPr>
+        <w:rFonts w:ascii="Wingdings" w:hAnsi="Wingdings" w:hint="default"/>
+        <w:sz w:val="20"/>
+      </w:rPr>
+    </w:lvl>
+    <w:lvl w:ilvl="3" w:tentative="1">
+      <w:start w:val="1"/>
+      <w:numFmt w:val="bullet"/>
+      <w:lvlText w:val=""/>
+      <w:lvlJc w:val="left"/>
+      <w:pPr>
+        <w:tabs>
+          <w:tab w:val="num" w:pos="2880"/>
+        </w:tabs>
+        <w:ind w:left="2880" w:hanging="360"/>
+      </w:pPr>
+      <w:rPr>
+        <w:rFonts w:ascii="Wingdings" w:hAnsi="Wingdings" w:hint="default"/>
+        <w:sz w:val="20"/>
+      </w:rPr>
+    </w:lvl>
+    <w:lvl w:ilvl="4" w:tentative="1">
+      <w:start w:val="1"/>
+      <w:numFmt w:val="bullet"/>
+      <w:lvlText w:val=""/>
+      <w:lvlJc w:val="left"/>
+      <w:pPr>
+        <w:tabs>
+          <w:tab w:val="num" w:pos="3600"/>
+        </w:tabs>
+        <w:ind w:left="3600" w:hanging="360"/>
+      </w:pPr>
+      <w:rPr>
+        <w:rFonts w:ascii="Wingdings" w:hAnsi="Wingdings" w:hint="default"/>
+        <w:sz w:val="20"/>
+      </w:rPr>
+    </w:lvl>
+    <w:lvl w:ilvl="5" w:tentative="1">
+      <w:start w:val="1"/>
+      <w:numFmt w:val="bullet"/>
+      <w:lvlText w:val=""/>
+      <w:lvlJc w:val="left"/>
+      <w:pPr>
+        <w:tabs>
+          <w:tab w:val="num" w:pos="4320"/>
+        </w:tabs>
+        <w:ind w:left="4320" w:hanging="360"/>
+      </w:pPr>
+      <w:rPr>
+        <w:rFonts w:ascii="Wingdings" w:hAnsi="Wingdings" w:hint="default"/>
+        <w:sz w:val="20"/>
+      </w:rPr>
+    </w:lvl>
+    <w:lvl w:ilvl="6" w:tentative="1">
+      <w:start w:val="1"/>
+      <w:numFmt w:val="bullet"/>
+      <w:lvlText w:val=""/>
+      <w:lvlJc w:val="left"/>
+      <w:pPr>
+        <w:tabs>
+          <w:tab w:val="num" w:pos="5040"/>
+        </w:tabs>
+        <w:ind w:left="5040" w:hanging="360"/>
+      </w:pPr>
+      <w:rPr>
+        <w:rFonts w:ascii="Wingdings" w:hAnsi="Wingdings" w:hint="default"/>
+        <w:sz w:val="20"/>
+      </w:rPr>
+    </w:lvl>
+    <w:lvl w:ilvl="7" w:tentative="1">
+      <w:start w:val="1"/>
+      <w:numFmt w:val="bullet"/>
+      <w:lvlText w:val=""/>
+      <w:lvlJc w:val="left"/>
+      <w:pPr>
+        <w:tabs>
+          <w:tab w:val="num" w:pos="5760"/>
+        </w:tabs>
+        <w:ind w:left="5760" w:hanging="360"/>
+      </w:pPr>
+      <w:rPr>
+        <w:rFonts w:ascii="Wingdings" w:hAnsi="Wingdings" w:hint="default"/>
+        <w:sz w:val="20"/>
+      </w:rPr>
+    </w:lvl>
+    <w:lvl w:ilvl="8" w:tentative="1">
+      <w:start w:val="1"/>
+      <w:numFmt w:val="bullet"/>
+      <w:lvlText w:val=""/>
+      <w:lvlJc w:val="left"/>
+      <w:pPr>
+        <w:tabs>
+          <w:tab w:val="num" w:pos="6480"/>
+        </w:tabs>
+        <w:ind w:left="6480" w:hanging="360"/>
+      </w:pPr>
+      <w:rPr>
+        <w:rFonts w:ascii="Wingdings" w:hAnsi="Wingdings" w:hint="default"/>
+        <w:sz w:val="20"/>
+      </w:rPr>
+    </w:lvl>
+  </w:abstractNum>
+  <w:abstractNum w:abstractNumId="19" w15:restartNumberingAfterBreak="0">
+    <w:nsid w:val="7B8873F0"/>
+    <w:multiLevelType w:val="multilevel"/>
+    <w:tmpl w:val="0B46D10A"/>
+    <w:lvl w:ilvl="0">
+      <w:start w:val="1"/>
+      <w:numFmt w:val="bullet"/>
+      <w:lvlText w:val=""/>
+      <w:lvlJc w:val="left"/>
+      <w:pPr>
+        <w:tabs>
+          <w:tab w:val="num" w:pos="720"/>
+        </w:tabs>
+        <w:ind w:left="720" w:hanging="360"/>
+      </w:pPr>
+      <w:rPr>
+        <w:rFonts w:ascii="Symbol" w:hAnsi="Symbol" w:hint="default"/>
+        <w:sz w:val="20"/>
+      </w:rPr>
+    </w:lvl>
+    <w:lvl w:ilvl="1" w:tentative="1">
+      <w:start w:val="1"/>
+      <w:numFmt w:val="bullet"/>
+      <w:lvlText w:val="o"/>
+      <w:lvlJc w:val="left"/>
+      <w:pPr>
+        <w:tabs>
+          <w:tab w:val="num" w:pos="1440"/>
+        </w:tabs>
+        <w:ind w:left="1440" w:hanging="360"/>
+      </w:pPr>
+      <w:rPr>
+        <w:rFonts w:ascii="Courier New" w:hAnsi="Courier New" w:hint="default"/>
+        <w:sz w:val="20"/>
+      </w:rPr>
+    </w:lvl>
+    <w:lvl w:ilvl="2" w:tentative="1">
+      <w:start w:val="1"/>
+      <w:numFmt w:val="bullet"/>
+      <w:lvlText w:val=""/>
+      <w:lvlJc w:val="left"/>
+      <w:pPr>
+        <w:tabs>
+          <w:tab w:val="num" w:pos="2160"/>
+        </w:tabs>
+        <w:ind w:left="2160" w:hanging="360"/>
+      </w:pPr>
+      <w:rPr>
+        <w:rFonts w:ascii="Wingdings" w:hAnsi="Wingdings" w:hint="default"/>
+        <w:sz w:val="20"/>
+      </w:rPr>
+    </w:lvl>
+    <w:lvl w:ilvl="3" w:tentative="1">
+      <w:start w:val="1"/>
+      <w:numFmt w:val="bullet"/>
+      <w:lvlText w:val=""/>
+      <w:lvlJc w:val="left"/>
+      <w:pPr>
+        <w:tabs>
+          <w:tab w:val="num" w:pos="2880"/>
+        </w:tabs>
+        <w:ind w:left="2880" w:hanging="360"/>
+      </w:pPr>
+      <w:rPr>
+        <w:rFonts w:ascii="Wingdings" w:hAnsi="Wingdings" w:hint="default"/>
+        <w:sz w:val="20"/>
+      </w:rPr>
+    </w:lvl>
+    <w:lvl w:ilvl="4" w:tentative="1">
+      <w:start w:val="1"/>
+      <w:numFmt w:val="bullet"/>
+      <w:lvlText w:val=""/>
+      <w:lvlJc w:val="left"/>
+      <w:pPr>
+        <w:tabs>
+          <w:tab w:val="num" w:pos="3600"/>
+        </w:tabs>
+        <w:ind w:left="3600" w:hanging="360"/>
+      </w:pPr>
+      <w:rPr>
+        <w:rFonts w:ascii="Wingdings" w:hAnsi="Wingdings" w:hint="default"/>
+        <w:sz w:val="20"/>
+      </w:rPr>
+    </w:lvl>
+    <w:lvl w:ilvl="5" w:tentative="1">
+      <w:start w:val="1"/>
+      <w:numFmt w:val="bullet"/>
+      <w:lvlText w:val=""/>
+      <w:lvlJc w:val="left"/>
+      <w:pPr>
+        <w:tabs>
+          <w:tab w:val="num" w:pos="4320"/>
+        </w:tabs>
+        <w:ind w:left="4320" w:hanging="360"/>
+      </w:pPr>
+      <w:rPr>
+        <w:rFonts w:ascii="Wingdings" w:hAnsi="Wingdings" w:hint="default"/>
+        <w:sz w:val="20"/>
+      </w:rPr>
+    </w:lvl>
+    <w:lvl w:ilvl="6" w:tentative="1">
+      <w:start w:val="1"/>
+      <w:numFmt w:val="bullet"/>
+      <w:lvlText w:val=""/>
+      <w:lvlJc w:val="left"/>
+      <w:pPr>
+        <w:tabs>
+          <w:tab w:val="num" w:pos="5040"/>
+        </w:tabs>
+        <w:ind w:left="5040" w:hanging="360"/>
+      </w:pPr>
+      <w:rPr>
+        <w:rFonts w:ascii="Wingdings" w:hAnsi="Wingdings" w:hint="default"/>
+        <w:sz w:val="20"/>
+      </w:rPr>
+    </w:lvl>
+    <w:lvl w:ilvl="7" w:tentative="1">
+      <w:start w:val="1"/>
+      <w:numFmt w:val="bullet"/>
+      <w:lvlText w:val=""/>
+      <w:lvlJc w:val="left"/>
+      <w:pPr>
+        <w:tabs>
+          <w:tab w:val="num" w:pos="5760"/>
+        </w:tabs>
+        <w:ind w:left="5760" w:hanging="360"/>
+      </w:pPr>
+      <w:rPr>
+        <w:rFonts w:ascii="Wingdings" w:hAnsi="Wingdings" w:hint="default"/>
+        <w:sz w:val="20"/>
+      </w:rPr>
+    </w:lvl>
+    <w:lvl w:ilvl="8" w:tentative="1">
+      <w:start w:val="1"/>
+      <w:numFmt w:val="bullet"/>
+      <w:lvlText w:val=""/>
+      <w:lvlJc w:val="left"/>
+      <w:pPr>
+        <w:tabs>
+          <w:tab w:val="num" w:pos="6480"/>
+        </w:tabs>
+        <w:ind w:left="6480" w:hanging="360"/>
+      </w:pPr>
+      <w:rPr>
+        <w:rFonts w:ascii="Wingdings" w:hAnsi="Wingdings" w:hint="default"/>
+        <w:sz w:val="20"/>
+      </w:rPr>
+    </w:lvl>
+  </w:abstractNum>
+  <w:abstractNum w:abstractNumId="20" w15:restartNumberingAfterBreak="0">
     <w:nsid w:val="7F036363"/>
     <w:multiLevelType w:val="multilevel"/>
     <w:tmpl w:val="1482195C"/>
@@ -2680,24 +6123,66 @@
     </w:lvl>
   </w:abstractNum>
   <w:num w:numId="1" w16cid:durableId="1670984195">
+    <w:abstractNumId w:val="16"/>
+  </w:num>
+  <w:num w:numId="2" w16cid:durableId="1084182659">
+    <w:abstractNumId w:val="15"/>
+  </w:num>
+  <w:num w:numId="3" w16cid:durableId="463894284">
+    <w:abstractNumId w:val="20"/>
+  </w:num>
+  <w:num w:numId="4" w16cid:durableId="1964656292">
+    <w:abstractNumId w:val="8"/>
+  </w:num>
+  <w:num w:numId="5" w16cid:durableId="1010762807">
+    <w:abstractNumId w:val="11"/>
+  </w:num>
+  <w:num w:numId="6" w16cid:durableId="196621653">
+    <w:abstractNumId w:val="14"/>
+  </w:num>
+  <w:num w:numId="7" w16cid:durableId="2067289082">
+    <w:abstractNumId w:val="10"/>
+  </w:num>
+  <w:num w:numId="8" w16cid:durableId="986280985">
+    <w:abstractNumId w:val="7"/>
+  </w:num>
+  <w:num w:numId="9" w16cid:durableId="174269746">
+    <w:abstractNumId w:val="6"/>
+  </w:num>
+  <w:num w:numId="10" w16cid:durableId="563024715">
+    <w:abstractNumId w:val="3"/>
+  </w:num>
+  <w:num w:numId="11" w16cid:durableId="290404896">
+    <w:abstractNumId w:val="13"/>
+  </w:num>
+  <w:num w:numId="12" w16cid:durableId="946232078">
     <w:abstractNumId w:val="5"/>
   </w:num>
-  <w:num w:numId="2" w16cid:durableId="1084182659">
+  <w:num w:numId="13" w16cid:durableId="352846929">
+    <w:abstractNumId w:val="19"/>
+  </w:num>
+  <w:num w:numId="14" w16cid:durableId="380179165">
+    <w:abstractNumId w:val="9"/>
+  </w:num>
+  <w:num w:numId="15" w16cid:durableId="1482036423">
+    <w:abstractNumId w:val="12"/>
+  </w:num>
+  <w:num w:numId="16" w16cid:durableId="1512140686">
+    <w:abstractNumId w:val="18"/>
+  </w:num>
+  <w:num w:numId="17" w16cid:durableId="1728411616">
+    <w:abstractNumId w:val="17"/>
+  </w:num>
+  <w:num w:numId="18" w16cid:durableId="1916086504">
     <w:abstractNumId w:val="4"/>
   </w:num>
-  <w:num w:numId="3" w16cid:durableId="463894284">
-    <w:abstractNumId w:val="6"/>
-  </w:num>
-  <w:num w:numId="4" w16cid:durableId="1964656292">
+  <w:num w:numId="19" w16cid:durableId="2057855009">
     <w:abstractNumId w:val="0"/>
   </w:num>
-  <w:num w:numId="5" w16cid:durableId="1010762807">
+  <w:num w:numId="20" w16cid:durableId="202909928">
     <w:abstractNumId w:val="2"/>
   </w:num>
-  <w:num w:numId="6" w16cid:durableId="196621653">
-    <w:abstractNumId w:val="3"/>
-  </w:num>
-  <w:num w:numId="7" w16cid:durableId="2067289082">
+  <w:num w:numId="21" w16cid:durableId="1927689072">
     <w:abstractNumId w:val="1"/>
   </w:num>
 </w:numbering>
